--- a/docs/Historias de Usuario/HU-14 - IKernell Soluciones Software.docx
+++ b/docs/Historias de Usuario/HU-14 - IKernell Soluciones Software.docx
@@ -13,9 +13,6 @@
         <w:ind w:left="0" w:right="0" w:firstLine="0"/>
         <w:jc w:val="left"/>
         <w:rPr>
-          <w:rFonts w:ascii="Arial" w:cs="Arial" w:eastAsia="Arial" w:hAnsi="Arial"/>
-          <w:b w:val="0"/>
-          <w:bCs w:val="0"/>
           <w:i w:val="0"/>
           <w:iCs w:val="0"/>
           <w:smallCaps w:val="0"/>
@@ -93,7 +90,6 @@
               <w:ind w:left="0" w:right="0" w:firstLine="0"/>
               <w:jc w:val="center"/>
               <w:rPr>
-                <w:rFonts w:ascii="Calibri" w:cs="Calibri" w:eastAsia="Calibri" w:hAnsi="Calibri"/>
                 <w:b w:val="1"/>
                 <w:bCs w:val="1"/>
                 <w:i w:val="0"/>
@@ -160,7 +156,6 @@
               <w:ind w:left="0" w:right="0" w:firstLine="0"/>
               <w:jc w:val="left"/>
               <w:rPr>
-                <w:rFonts w:ascii="Calibri" w:cs="Calibri" w:eastAsia="Calibri" w:hAnsi="Calibri"/>
                 <w:b w:val="1"/>
                 <w:bCs w:val="1"/>
                 <w:i w:val="0"/>
@@ -192,11 +187,6 @@
                 <w:rtl w:val="0"/>
               </w:rPr>
               <w:t xml:space="preserve">Código:</w:t>
-            </w:r>
-            <w:r>
-              <w:rPr>
-                <w:rtl w:val="0"/>
-              </w:rPr>
             </w:r>
           </w:p>
         </w:tc>
@@ -256,7 +246,6 @@
               <w:ind w:left="0" w:right="0" w:firstLine="0"/>
               <w:jc w:val="left"/>
               <w:rPr>
-                <w:rFonts w:ascii="Calibri" w:cs="Calibri" w:eastAsia="Calibri" w:hAnsi="Calibri"/>
                 <w:b w:val="1"/>
                 <w:bCs w:val="1"/>
                 <w:i w:val="0"/>
@@ -347,7 +336,6 @@
               <w:ind w:left="0" w:right="0" w:firstLine="0"/>
               <w:jc w:val="left"/>
               <w:rPr>
-                <w:rFonts w:ascii="Calibri" w:cs="Calibri" w:eastAsia="Calibri" w:hAnsi="Calibri"/>
                 <w:b w:val="1"/>
                 <w:bCs w:val="1"/>
                 <w:i w:val="0"/>
@@ -380,11 +368,6 @@
               </w:rPr>
               <w:t xml:space="preserve">Complejidad:</w:t>
             </w:r>
-            <w:r>
-              <w:rPr>
-                <w:rtl w:val="0"/>
-              </w:rPr>
-            </w:r>
           </w:p>
         </w:tc>
         <w:tc>
@@ -408,9 +391,6 @@
               <w:ind w:left="0" w:right="0" w:firstLine="0"/>
               <w:jc w:val="left"/>
               <w:rPr>
-                <w:rFonts w:ascii="Calibri" w:cs="Calibri" w:eastAsia="Calibri" w:hAnsi="Calibri"/>
-                <w:b w:val="0"/>
-                <w:bCs w:val="0"/>
                 <w:i w:val="0"/>
                 <w:iCs w:val="0"/>
                 <w:smallCaps w:val="0"/>
@@ -463,7 +443,6 @@
               <w:ind w:left="0" w:right="0" w:firstLine="0"/>
               <w:jc w:val="left"/>
               <w:rPr>
-                <w:rFonts w:ascii="Calibri" w:cs="Calibri" w:eastAsia="Calibri" w:hAnsi="Calibri"/>
                 <w:b w:val="1"/>
                 <w:bCs w:val="1"/>
                 <w:i w:val="0"/>
@@ -496,11 +475,6 @@
               </w:rPr>
               <w:t xml:space="preserve">HU Relacionada:</w:t>
             </w:r>
-            <w:r>
-              <w:rPr>
-                <w:rtl w:val="0"/>
-              </w:rPr>
-            </w:r>
           </w:p>
         </w:tc>
         <w:tc>
@@ -518,9 +492,6 @@
             <w:pPr>
               <w:spacing w:after="0" w:line="240" w:lineRule="auto"/>
               <w:rPr>
-                <w:rFonts w:ascii="Calibri" w:cs="Calibri" w:eastAsia="Calibri" w:hAnsi="Calibri"/>
-                <w:b w:val="0"/>
-                <w:bCs w:val="0"/>
                 <w:i w:val="0"/>
                 <w:iCs w:val="0"/>
                 <w:smallCaps w:val="0"/>
@@ -535,7 +506,6 @@
             </w:pPr>
             <w:r>
               <w:rPr>
-                <w:rFonts w:ascii="Arial" w:cs="Arial" w:eastAsia="Arial" w:hAnsi="Arial"/>
                 <w:sz w:val="20"/>
                 <w:szCs w:val="20"/>
                 <w:rtl w:val="0"/>
@@ -576,7 +546,6 @@
               <w:ind w:left="0" w:right="0" w:firstLine="0"/>
               <w:jc w:val="left"/>
               <w:rPr>
-                <w:rFonts w:ascii="Calibri" w:cs="Calibri" w:eastAsia="Calibri" w:hAnsi="Calibri"/>
                 <w:b w:val="1"/>
                 <w:bCs w:val="1"/>
                 <w:i w:val="0"/>
@@ -608,11 +577,6 @@
                 <w:rtl w:val="0"/>
               </w:rPr>
               <w:t xml:space="preserve">Módulo:</w:t>
-            </w:r>
-            <w:r>
-              <w:rPr>
-                <w:rtl w:val="0"/>
-              </w:rPr>
             </w:r>
           </w:p>
         </w:tc>
@@ -674,7 +638,6 @@
               <w:ind w:left="0" w:right="0" w:firstLine="0"/>
               <w:jc w:val="left"/>
               <w:rPr>
-                <w:rFonts w:ascii="Calibri" w:cs="Calibri" w:eastAsia="Calibri" w:hAnsi="Calibri"/>
                 <w:b w:val="1"/>
                 <w:bCs w:val="1"/>
                 <w:i w:val="0"/>
@@ -734,7 +697,6 @@
               <w:ind w:left="0" w:right="0" w:firstLine="0"/>
               <w:jc w:val="left"/>
               <w:rPr>
-                <w:rFonts w:ascii="Calibri" w:cs="Calibri" w:eastAsia="Calibri" w:hAnsi="Calibri"/>
                 <w:b w:val="1"/>
                 <w:bCs w:val="1"/>
                 <w:i w:val="0"/>
@@ -766,11 +728,6 @@
                 <w:rtl w:val="0"/>
               </w:rPr>
               <w:t xml:space="preserve">Yo como</w:t>
-            </w:r>
-            <w:r>
-              <w:rPr>
-                <w:rtl w:val="0"/>
-              </w:rPr>
             </w:r>
           </w:p>
         </w:tc>
@@ -868,7 +825,6 @@
               <w:ind w:left="0" w:right="0" w:firstLine="0"/>
               <w:jc w:val="left"/>
               <w:rPr>
-                <w:rFonts w:ascii="Calibri" w:cs="Calibri" w:eastAsia="Calibri" w:hAnsi="Calibri"/>
                 <w:b w:val="1"/>
                 <w:bCs w:val="1"/>
                 <w:i w:val="0"/>
@@ -901,11 +857,6 @@
               </w:rPr>
               <w:t xml:space="preserve">Requiero</w:t>
             </w:r>
-            <w:r>
-              <w:rPr>
-                <w:rtl w:val="0"/>
-              </w:rPr>
-            </w:r>
           </w:p>
         </w:tc>
         <w:tc>
@@ -928,9 +879,6 @@
               <w:ind w:left="0" w:right="0" w:firstLine="0"/>
               <w:jc w:val="both"/>
               <w:rPr>
-                <w:rFonts w:ascii="Calibri" w:cs="Calibri" w:eastAsia="Calibri" w:hAnsi="Calibri"/>
-                <w:b w:val="0"/>
-                <w:bCs w:val="0"/>
                 <w:i w:val="0"/>
                 <w:iCs w:val="0"/>
                 <w:smallCaps w:val="0"/>
@@ -947,7 +895,7 @@
               <w:rPr>
                 <w:rtl w:val="0"/>
               </w:rPr>
-              <w:t xml:space="preserve">ver los mensajes de interesados, responderlos desde el sistema y marcarlos como atendidos</w:t>
+              <w:t xml:space="preserve">gestionar los mensajes enviados desde el formulario de contacto, responderlos desde el sistema y registrar su atención.</w:t>
             </w:r>
             <w:r>
               <w:rPr>
@@ -993,9 +941,6 @@
               <w:ind w:left="0" w:right="0" w:firstLine="0"/>
               <w:jc w:val="left"/>
               <w:rPr>
-                <w:rFonts w:ascii="Calibri" w:cs="Calibri" w:eastAsia="Calibri" w:hAnsi="Calibri"/>
-                <w:b w:val="0"/>
-                <w:bCs w:val="0"/>
                 <w:i w:val="0"/>
                 <w:iCs w:val="0"/>
                 <w:smallCaps w:val="0"/>
@@ -1035,7 +980,6 @@
               <w:ind w:left="0" w:right="0" w:firstLine="0"/>
               <w:jc w:val="left"/>
               <w:rPr>
-                <w:rFonts w:ascii="Calibri" w:cs="Calibri" w:eastAsia="Calibri" w:hAnsi="Calibri"/>
                 <w:b w:val="1"/>
                 <w:bCs w:val="1"/>
                 <w:i w:val="0"/>
@@ -1068,11 +1012,6 @@
               </w:rPr>
               <w:t xml:space="preserve">Para</w:t>
             </w:r>
-            <w:r>
-              <w:rPr>
-                <w:rtl w:val="0"/>
-              </w:rPr>
-            </w:r>
           </w:p>
         </w:tc>
         <w:tc>
@@ -1095,9 +1034,6 @@
               <w:ind w:left="0" w:right="0" w:firstLine="0"/>
               <w:jc w:val="both"/>
               <w:rPr>
-                <w:rFonts w:ascii="Calibri" w:cs="Calibri" w:eastAsia="Calibri" w:hAnsi="Calibri"/>
-                <w:b w:val="0"/>
-                <w:bCs w:val="0"/>
                 <w:i w:val="0"/>
                 <w:iCs w:val="0"/>
                 <w:smallCaps w:val="0"/>
@@ -1150,7 +1086,6 @@
               <w:ind w:left="0" w:right="0" w:firstLine="0"/>
               <w:jc w:val="left"/>
               <w:rPr>
-                <w:rFonts w:ascii="Calibri" w:cs="Calibri" w:eastAsia="Calibri" w:hAnsi="Calibri"/>
                 <w:b w:val="1"/>
                 <w:bCs w:val="1"/>
                 <w:i w:val="0"/>
@@ -1183,11 +1118,6 @@
               </w:rPr>
               <w:t xml:space="preserve">Requerimiento:</w:t>
             </w:r>
-            <w:r>
-              <w:rPr>
-                <w:rtl w:val="0"/>
-              </w:rPr>
-            </w:r>
           </w:p>
         </w:tc>
         <w:tc>
@@ -1202,12 +1132,7 @@
           </w:tcPr>
           <w:p>
             <w:pPr>
-              <w:keepNext w:val="0"/>
-              <w:keepLines w:val="0"/>
-              <w:widowControl w:val="1"/>
-              <w:shd w:fill="auto" w:val="clear"/>
-              <w:spacing w:after="0" w:before="0" w:line="240" w:lineRule="auto"/>
-              <w:ind w:left="0" w:right="0" w:firstLine="0"/>
+              <w:spacing w:after="0" w:line="240" w:lineRule="auto"/>
               <w:jc w:val="both"/>
               <w:rPr/>
             </w:pPr>
@@ -1215,7 +1140,129 @@
               <w:rPr>
                 <w:rtl w:val="0"/>
               </w:rPr>
-              <w:t xml:space="preserve">RF-014</w:t>
+              <w:t xml:space="preserve">- El sistema debe mostrar la bandeja de mensajes ordenada por estado y fecha.</w:t>
+            </w:r>
+          </w:p>
+          <w:p>
+            <w:pPr>
+              <w:spacing w:after="0" w:line="240" w:lineRule="auto"/>
+              <w:jc w:val="both"/>
+              <w:rPr/>
+            </w:pPr>
+            <w:r>
+              <w:rPr>
+                <w:rtl w:val="0"/>
+              </w:rPr>
+              <w:t xml:space="preserve">- El sistema debe permitir consultar el detalle completo de un mensaje recibido.</w:t>
+            </w:r>
+          </w:p>
+          <w:p>
+            <w:pPr>
+              <w:spacing w:after="0" w:line="240" w:lineRule="auto"/>
+              <w:jc w:val="both"/>
+              <w:rPr/>
+            </w:pPr>
+            <w:r>
+              <w:rPr>
+                <w:rtl w:val="0"/>
+              </w:rPr>
+              <w:t xml:space="preserve">- El sistema debe cambiar automáticamente el estado del mensaje a "Leído" cuando sea abierto por primera vez.</w:t>
+            </w:r>
+          </w:p>
+          <w:p>
+            <w:pPr>
+              <w:spacing w:after="0" w:line="240" w:lineRule="auto"/>
+              <w:jc w:val="both"/>
+              <w:rPr/>
+            </w:pPr>
+            <w:r>
+              <w:rPr>
+                <w:rtl w:val="0"/>
+              </w:rPr>
+              <w:t xml:space="preserve">- El sistema debe permitir responder únicamente mensajes pendientes o leídos.</w:t>
+            </w:r>
+          </w:p>
+          <w:p>
+            <w:pPr>
+              <w:spacing w:after="0" w:line="240" w:lineRule="auto"/>
+              <w:jc w:val="both"/>
+              <w:rPr/>
+            </w:pPr>
+            <w:r>
+              <w:rPr>
+                <w:rtl w:val="0"/>
+              </w:rPr>
+              <w:t xml:space="preserve">-  El sistema debe validar que la respuesta no esté vacía antes de enviarla.</w:t>
+            </w:r>
+          </w:p>
+          <w:p>
+            <w:pPr>
+              <w:spacing w:after="0" w:line="240" w:lineRule="auto"/>
+              <w:jc w:val="both"/>
+              <w:rPr/>
+            </w:pPr>
+            <w:r>
+              <w:rPr>
+                <w:rtl w:val="0"/>
+              </w:rPr>
+              <w:t xml:space="preserve">- El sistema debe registrar automáticamente la respuesta, la fecha de atención y el responsable.</w:t>
+            </w:r>
+          </w:p>
+          <w:p>
+            <w:pPr>
+              <w:spacing w:after="0" w:line="240" w:lineRule="auto"/>
+              <w:jc w:val="both"/>
+              <w:rPr/>
+            </w:pPr>
+            <w:r>
+              <w:rPr>
+                <w:rtl w:val="0"/>
+              </w:rPr>
+              <w:t xml:space="preserve">- El sistema debe cambiar el estado del mensaje a "Atendido" únicamente cuando la respuesta haya sido enviada correctamente.</w:t>
+            </w:r>
+          </w:p>
+          <w:p>
+            <w:pPr>
+              <w:spacing w:after="0" w:line="240" w:lineRule="auto"/>
+              <w:jc w:val="both"/>
+              <w:rPr/>
+            </w:pPr>
+            <w:r>
+              <w:rPr>
+                <w:rtl w:val="0"/>
+              </w:rPr>
+              <w:t xml:space="preserve">- El sistema debe impedir responder mensajes que ya se encuentren atendidos.</w:t>
+            </w:r>
+          </w:p>
+          <w:p>
+            <w:pPr>
+              <w:spacing w:after="0" w:line="240" w:lineRule="auto"/>
+              <w:jc w:val="both"/>
+              <w:rPr/>
+            </w:pPr>
+            <w:r>
+              <w:rPr>
+                <w:rtl w:val="0"/>
+              </w:rPr>
+              <w:t xml:space="preserve">- El sistema debe mantener la trazabilidad completa de la atención realizada.</w:t>
+            </w:r>
+          </w:p>
+          <w:p>
+            <w:pPr>
+              <w:keepNext w:val="0"/>
+              <w:keepLines w:val="0"/>
+              <w:widowControl w:val="1"/>
+              <w:shd w:fill="auto" w:val="clear"/>
+              <w:spacing w:after="0" w:before="0" w:line="240" w:lineRule="auto"/>
+              <w:ind w:left="0" w:right="0" w:firstLine="0"/>
+              <w:jc w:val="both"/>
+              <w:rPr/>
+            </w:pPr>
+            <w:r>
+              <w:rPr>
+                <w:rtl w:val="0"/>
+              </w:rPr>
+              <w:t xml:space="preserve">- El sistema debe informar al coordinador el resultado del envío.</w:t>
             </w:r>
           </w:p>
         </w:tc>
@@ -1246,7 +1293,6 @@
               <w:ind w:left="0" w:right="0" w:firstLine="0"/>
               <w:jc w:val="center"/>
               <w:rPr>
-                <w:rFonts w:ascii="Calibri" w:cs="Calibri" w:eastAsia="Calibri" w:hAnsi="Calibri"/>
                 <w:b w:val="1"/>
                 <w:bCs w:val="1"/>
                 <w:i w:val="0"/>
@@ -1278,11 +1324,6 @@
                 <w:rtl w:val="0"/>
               </w:rPr>
               <w:t xml:space="preserve">CRITERIOS DE ACEPTACIÓN</w:t>
-            </w:r>
-            <w:r>
-              <w:rPr>
-                <w:rtl w:val="0"/>
-              </w:rPr>
             </w:r>
           </w:p>
         </w:tc>
@@ -1315,7 +1356,6 @@
               <w:ind w:left="0" w:right="0" w:firstLine="0"/>
               <w:jc w:val="center"/>
               <w:rPr>
-                <w:rFonts w:ascii="Calibri" w:cs="Calibri" w:eastAsia="Calibri" w:hAnsi="Calibri"/>
                 <w:b w:val="1"/>
                 <w:bCs w:val="1"/>
                 <w:i w:val="0"/>
@@ -1348,11 +1388,6 @@
               </w:rPr>
               <w:t xml:space="preserve">Condición 01</w:t>
             </w:r>
-            <w:r>
-              <w:rPr>
-                <w:rtl w:val="0"/>
-              </w:rPr>
-            </w:r>
           </w:p>
           <w:p>
             <w:pPr>
@@ -1364,7 +1399,6 @@
               <w:ind w:left="0" w:right="0" w:firstLine="0"/>
               <w:jc w:val="center"/>
               <w:rPr>
-                <w:rFonts w:ascii="Calibri" w:cs="Calibri" w:eastAsia="Calibri" w:hAnsi="Calibri"/>
                 <w:b w:val="1"/>
                 <w:bCs w:val="1"/>
                 <w:i w:val="0"/>
@@ -1395,7 +1429,6 @@
               <w:ind w:left="0" w:right="0" w:firstLine="0"/>
               <w:jc w:val="center"/>
               <w:rPr>
-                <w:rFonts w:ascii="Calibri" w:cs="Calibri" w:eastAsia="Calibri" w:hAnsi="Calibri"/>
                 <w:b w:val="1"/>
                 <w:bCs w:val="1"/>
                 <w:i w:val="0"/>
@@ -1438,9 +1471,6 @@
               <w:ind w:left="0" w:right="0" w:firstLine="0"/>
               <w:jc w:val="left"/>
               <w:rPr>
-                <w:rFonts w:ascii="Calibri" w:cs="Calibri" w:eastAsia="Calibri" w:hAnsi="Calibri"/>
-                <w:b w:val="0"/>
-                <w:bCs w:val="0"/>
                 <w:i w:val="0"/>
                 <w:iCs w:val="0"/>
                 <w:smallCaps w:val="0"/>
@@ -1499,9 +1529,6 @@
               <w:ind w:left="0" w:right="0" w:firstLine="0"/>
               <w:jc w:val="left"/>
               <w:rPr>
-                <w:rFonts w:ascii="Calibri" w:cs="Calibri" w:eastAsia="Calibri" w:hAnsi="Calibri"/>
-                <w:b w:val="0"/>
-                <w:bCs w:val="0"/>
                 <w:i w:val="0"/>
                 <w:iCs w:val="0"/>
                 <w:smallCaps w:val="0"/>
@@ -1564,9 +1591,6 @@
               <w:ind w:left="0" w:right="0" w:firstLine="0"/>
               <w:jc w:val="left"/>
               <w:rPr>
-                <w:rFonts w:ascii="Calibri" w:cs="Calibri" w:eastAsia="Calibri" w:hAnsi="Calibri"/>
-                <w:b w:val="0"/>
-                <w:bCs w:val="0"/>
                 <w:i w:val="0"/>
                 <w:iCs w:val="0"/>
                 <w:smallCaps w:val="0"/>
@@ -1607,7 +1631,6 @@
               <w:ind w:left="0" w:right="0" w:firstLine="0"/>
               <w:jc w:val="left"/>
               <w:rPr>
-                <w:rFonts w:ascii="Calibri" w:cs="Calibri" w:eastAsia="Calibri" w:hAnsi="Calibri"/>
                 <w:b w:val="1"/>
                 <w:bCs w:val="1"/>
                 <w:i w:val="0"/>
@@ -1639,11 +1662,6 @@
                 <w:rtl w:val="0"/>
               </w:rPr>
               <w:t xml:space="preserve">Cuando:</w:t>
-            </w:r>
-            <w:r>
-              <w:rPr>
-                <w:rtl w:val="0"/>
-              </w:rPr>
             </w:r>
           </w:p>
         </w:tc>
@@ -1743,7 +1761,6 @@
               <w:ind w:left="0" w:right="0" w:firstLine="0"/>
               <w:jc w:val="left"/>
               <w:rPr>
-                <w:rFonts w:ascii="Calibri" w:cs="Calibri" w:eastAsia="Calibri" w:hAnsi="Calibri"/>
                 <w:b w:val="1"/>
                 <w:bCs w:val="1"/>
                 <w:i w:val="0"/>
@@ -1776,11 +1793,6 @@
               </w:rPr>
               <w:t xml:space="preserve">Entonces:</w:t>
             </w:r>
-            <w:r>
-              <w:rPr>
-                <w:rtl w:val="0"/>
-              </w:rPr>
-            </w:r>
           </w:p>
         </w:tc>
         <w:tc>
@@ -1804,9 +1816,6 @@
               <w:ind w:left="0" w:right="0" w:firstLine="0"/>
               <w:jc w:val="left"/>
               <w:rPr>
-                <w:rFonts w:ascii="Calibri" w:cs="Calibri" w:eastAsia="Calibri" w:hAnsi="Calibri"/>
-                <w:b w:val="0"/>
-                <w:bCs w:val="0"/>
                 <w:i w:val="0"/>
                 <w:iCs w:val="0"/>
                 <w:smallCaps w:val="0"/>
@@ -1861,7 +1870,6 @@
               <w:ind w:left="0" w:right="0" w:firstLine="0"/>
               <w:jc w:val="center"/>
               <w:rPr>
-                <w:rFonts w:ascii="Calibri" w:cs="Calibri" w:eastAsia="Calibri" w:hAnsi="Calibri"/>
                 <w:b w:val="1"/>
                 <w:bCs w:val="1"/>
                 <w:i w:val="0"/>
@@ -1894,11 +1902,6 @@
               </w:rPr>
               <w:t xml:space="preserve">Condición 02</w:t>
             </w:r>
-            <w:r>
-              <w:rPr>
-                <w:rtl w:val="0"/>
-              </w:rPr>
-            </w:r>
           </w:p>
           <w:p>
             <w:pPr>
@@ -1910,7 +1913,6 @@
               <w:ind w:left="0" w:right="0" w:firstLine="0"/>
               <w:jc w:val="center"/>
               <w:rPr>
-                <w:rFonts w:ascii="Calibri" w:cs="Calibri" w:eastAsia="Calibri" w:hAnsi="Calibri"/>
                 <w:b w:val="1"/>
                 <w:bCs w:val="1"/>
                 <w:i w:val="0"/>
@@ -1953,7 +1955,6 @@
               <w:ind w:left="0" w:right="0" w:firstLine="0"/>
               <w:jc w:val="left"/>
               <w:rPr>
-                <w:rFonts w:ascii="Calibri" w:cs="Calibri" w:eastAsia="Calibri" w:hAnsi="Calibri"/>
                 <w:b w:val="1"/>
                 <w:bCs w:val="1"/>
                 <w:i w:val="0"/>
@@ -1985,11 +1986,6 @@
                 <w:rtl w:val="0"/>
               </w:rPr>
               <w:t xml:space="preserve">Dado:</w:t>
-            </w:r>
-            <w:r>
-              <w:rPr>
-                <w:rtl w:val="0"/>
-              </w:rPr>
             </w:r>
           </w:p>
         </w:tc>
@@ -2099,7 +2095,6 @@
               <w:ind w:left="0" w:right="0" w:firstLine="0"/>
               <w:jc w:val="left"/>
               <w:rPr>
-                <w:rFonts w:ascii="Calibri" w:cs="Calibri" w:eastAsia="Calibri" w:hAnsi="Calibri"/>
                 <w:b w:val="1"/>
                 <w:bCs w:val="1"/>
                 <w:i w:val="0"/>
@@ -2131,11 +2126,6 @@
                 <w:rtl w:val="0"/>
               </w:rPr>
               <w:t xml:space="preserve">Cuando:</w:t>
-            </w:r>
-            <w:r>
-              <w:rPr>
-                <w:rtl w:val="0"/>
-              </w:rPr>
             </w:r>
           </w:p>
         </w:tc>
@@ -2245,7 +2235,6 @@
               <w:ind w:left="0" w:right="0" w:firstLine="0"/>
               <w:jc w:val="left"/>
               <w:rPr>
-                <w:rFonts w:ascii="Calibri" w:cs="Calibri" w:eastAsia="Calibri" w:hAnsi="Calibri"/>
                 <w:b w:val="1"/>
                 <w:bCs w:val="1"/>
                 <w:i w:val="0"/>
@@ -2277,11 +2266,6 @@
                 <w:rtl w:val="0"/>
               </w:rPr>
               <w:t xml:space="preserve">Entonces:</w:t>
-            </w:r>
-            <w:r>
-              <w:rPr>
-                <w:rtl w:val="0"/>
-              </w:rPr>
             </w:r>
           </w:p>
         </w:tc>
@@ -2968,6 +2952,1270 @@
         </w:trPr>
         <w:tc>
           <w:tcPr>
+            <w:gridSpan w:val="3"/>
+            <w:vMerge w:val="restart"/>
+            <w:tcBorders>
+              <w:top w:color="000000" w:space="0" w:sz="4" w:val="single"/>
+              <w:left w:color="000000" w:space="0" w:sz="4" w:val="single"/>
+              <w:bottom w:color="000000" w:space="0" w:sz="4" w:val="single"/>
+              <w:right w:color="000000" w:space="0" w:sz="4" w:val="single"/>
+            </w:tcBorders>
+            <w:vAlign w:val="center"/>
+          </w:tcPr>
+          <w:p>
+            <w:pPr>
+              <w:jc w:val="center"/>
+              <w:rPr>
+                <w:b w:val="1"/>
+                <w:bCs w:val="1"/>
+                <w:color w:val="1f3864"/>
+              </w:rPr>
+            </w:pPr>
+            <w:r>
+              <w:rPr>
+                <w:b w:val="1"/>
+                <w:bCs w:val="1"/>
+                <w:color w:val="1f3864"/>
+                <w:rtl w:val="0"/>
+              </w:rPr>
+              <w:t xml:space="preserve">Condición 05</w:t>
+            </w:r>
+          </w:p>
+          <w:p>
+            <w:pPr>
+              <w:jc w:val="center"/>
+              <w:rPr>
+                <w:b w:val="1"/>
+                <w:bCs w:val="1"/>
+                <w:color w:val="1f3864"/>
+              </w:rPr>
+            </w:pPr>
+            <w:r>
+              <w:rPr>
+                <w:rtl w:val="0"/>
+              </w:rPr>
+            </w:r>
+          </w:p>
+        </w:tc>
+        <w:tc>
+          <w:tcPr>
+            <w:gridSpan w:val="2"/>
+            <w:tcBorders>
+              <w:top w:color="000000" w:space="0" w:sz="4" w:val="single"/>
+              <w:left w:color="000000" w:space="0" w:sz="4" w:val="single"/>
+              <w:bottom w:color="000000" w:space="0" w:sz="4" w:val="single"/>
+              <w:right w:color="000000" w:space="0" w:sz="4" w:val="single"/>
+            </w:tcBorders>
+            <w:vAlign w:val="center"/>
+          </w:tcPr>
+          <w:p>
+            <w:pPr>
+              <w:rPr>
+                <w:b w:val="1"/>
+                <w:bCs w:val="1"/>
+                <w:color w:val="1f3864"/>
+              </w:rPr>
+            </w:pPr>
+            <w:r>
+              <w:rPr>
+                <w:b w:val="1"/>
+                <w:bCs w:val="1"/>
+                <w:color w:val="1f3864"/>
+                <w:rtl w:val="0"/>
+              </w:rPr>
+              <w:t xml:space="preserve">Dado:</w:t>
+            </w:r>
+          </w:p>
+        </w:tc>
+        <w:tc>
+          <w:tcPr>
+            <w:gridSpan w:val="4"/>
+            <w:tcBorders>
+              <w:top w:color="000000" w:space="0" w:sz="4" w:val="single"/>
+              <w:left w:color="000000" w:space="0" w:sz="4" w:val="single"/>
+              <w:bottom w:color="000000" w:space="0" w:sz="4" w:val="single"/>
+              <w:right w:color="000000" w:space="0" w:sz="4" w:val="single"/>
+            </w:tcBorders>
+            <w:vAlign w:val="center"/>
+          </w:tcPr>
+          <w:p>
+            <w:pPr>
+              <w:spacing w:line="240" w:lineRule="auto"/>
+              <w:rPr/>
+            </w:pPr>
+            <w:r>
+              <w:rPr>
+                <w:rtl w:val="0"/>
+              </w:rPr>
+              <w:t xml:space="preserve">que el coordinador intenta enviar una respuesta vacía</w:t>
+            </w:r>
+          </w:p>
+        </w:tc>
+      </w:tr>
+      <w:tr>
+        <w:trPr>
+          <w:cantSplit w:val="0"/>
+          <w:trHeight w:val="220" w:hRule="atLeast"/>
+          <w:tblHeader w:val="0"/>
+        </w:trPr>
+        <w:tc>
+          <w:tcPr>
+            <w:gridSpan w:val="3"/>
+            <w:vMerge w:val="continue"/>
+            <w:tcBorders>
+              <w:top w:color="000000" w:space="0" w:sz="4" w:val="single"/>
+              <w:left w:color="000000" w:space="0" w:sz="4" w:val="single"/>
+              <w:bottom w:color="000000" w:space="0" w:sz="4" w:val="single"/>
+              <w:right w:color="000000" w:space="0" w:sz="4" w:val="single"/>
+            </w:tcBorders>
+            <w:vAlign w:val="center"/>
+          </w:tcPr>
+          <w:p>
+            <w:pPr>
+              <w:keepNext w:val="0"/>
+              <w:keepLines w:val="0"/>
+              <w:widowControl w:val="1"/>
+              <w:shd w:fill="auto" w:val="clear"/>
+              <w:spacing w:after="0" w:before="0" w:line="240" w:lineRule="auto"/>
+              <w:ind w:left="0" w:right="0" w:firstLine="0"/>
+              <w:jc w:val="center"/>
+              <w:rPr>
+                <w:b w:val="1"/>
+                <w:bCs w:val="1"/>
+                <w:i w:val="0"/>
+                <w:iCs w:val="0"/>
+                <w:smallCaps w:val="0"/>
+                <w:strike w:val="0"/>
+                <w:color w:val="1f3864"/>
+                <w:sz w:val="22"/>
+                <w:szCs w:val="22"/>
+                <w:u w:val="none"/>
+                <w:shd w:fill="auto" w:val="clear"/>
+                <w:vertAlign w:val="baseline"/>
+              </w:rPr>
+            </w:pPr>
+            <w:r>
+              <w:rPr>
+                <w:rtl w:val="0"/>
+              </w:rPr>
+            </w:r>
+          </w:p>
+        </w:tc>
+        <w:tc>
+          <w:tcPr>
+            <w:gridSpan w:val="2"/>
+            <w:tcBorders>
+              <w:top w:color="000000" w:space="0" w:sz="4" w:val="single"/>
+              <w:left w:color="000000" w:space="0" w:sz="4" w:val="single"/>
+              <w:bottom w:color="000000" w:space="0" w:sz="4" w:val="single"/>
+              <w:right w:color="000000" w:space="0" w:sz="4" w:val="single"/>
+            </w:tcBorders>
+            <w:vAlign w:val="center"/>
+          </w:tcPr>
+          <w:p>
+            <w:pPr>
+              <w:rPr>
+                <w:b w:val="1"/>
+                <w:bCs w:val="1"/>
+                <w:color w:val="1f3864"/>
+              </w:rPr>
+            </w:pPr>
+            <w:r>
+              <w:rPr>
+                <w:b w:val="1"/>
+                <w:bCs w:val="1"/>
+                <w:color w:val="1f3864"/>
+                <w:rtl w:val="0"/>
+              </w:rPr>
+              <w:t xml:space="preserve">Cuando:</w:t>
+            </w:r>
+          </w:p>
+        </w:tc>
+        <w:tc>
+          <w:tcPr>
+            <w:gridSpan w:val="4"/>
+            <w:tcBorders>
+              <w:top w:color="000000" w:space="0" w:sz="4" w:val="single"/>
+              <w:left w:color="000000" w:space="0" w:sz="4" w:val="single"/>
+              <w:bottom w:color="000000" w:space="0" w:sz="4" w:val="single"/>
+              <w:right w:color="000000" w:space="0" w:sz="4" w:val="single"/>
+            </w:tcBorders>
+            <w:vAlign w:val="center"/>
+          </w:tcPr>
+          <w:p>
+            <w:pPr>
+              <w:spacing w:line="240" w:lineRule="auto"/>
+              <w:rPr/>
+            </w:pPr>
+            <w:r>
+              <w:rPr>
+                <w:rtl w:val="0"/>
+              </w:rPr>
+              <w:t xml:space="preserve">presiona el botón Enviar</w:t>
+            </w:r>
+          </w:p>
+        </w:tc>
+      </w:tr>
+      <w:tr>
+        <w:trPr>
+          <w:cantSplit w:val="0"/>
+          <w:trHeight w:val="220" w:hRule="atLeast"/>
+          <w:tblHeader w:val="0"/>
+        </w:trPr>
+        <w:tc>
+          <w:tcPr>
+            <w:gridSpan w:val="3"/>
+            <w:vMerge w:val="continue"/>
+            <w:tcBorders>
+              <w:top w:color="000000" w:space="0" w:sz="4" w:val="single"/>
+              <w:left w:color="000000" w:space="0" w:sz="4" w:val="single"/>
+              <w:bottom w:color="000000" w:space="0" w:sz="4" w:val="single"/>
+              <w:right w:color="000000" w:space="0" w:sz="4" w:val="single"/>
+            </w:tcBorders>
+            <w:vAlign w:val="center"/>
+          </w:tcPr>
+          <w:p>
+            <w:pPr>
+              <w:keepNext w:val="0"/>
+              <w:keepLines w:val="0"/>
+              <w:widowControl w:val="1"/>
+              <w:shd w:fill="auto" w:val="clear"/>
+              <w:spacing w:after="0" w:before="0" w:line="240" w:lineRule="auto"/>
+              <w:ind w:left="0" w:right="0" w:firstLine="0"/>
+              <w:jc w:val="center"/>
+              <w:rPr>
+                <w:b w:val="1"/>
+                <w:bCs w:val="1"/>
+                <w:i w:val="0"/>
+                <w:iCs w:val="0"/>
+                <w:smallCaps w:val="0"/>
+                <w:strike w:val="0"/>
+                <w:color w:val="1f3864"/>
+                <w:sz w:val="22"/>
+                <w:szCs w:val="22"/>
+                <w:u w:val="none"/>
+                <w:shd w:fill="auto" w:val="clear"/>
+                <w:vertAlign w:val="baseline"/>
+              </w:rPr>
+            </w:pPr>
+            <w:r>
+              <w:rPr>
+                <w:rtl w:val="0"/>
+              </w:rPr>
+            </w:r>
+          </w:p>
+        </w:tc>
+        <w:tc>
+          <w:tcPr>
+            <w:gridSpan w:val="2"/>
+            <w:tcBorders>
+              <w:top w:color="000000" w:space="0" w:sz="4" w:val="single"/>
+              <w:left w:color="000000" w:space="0" w:sz="4" w:val="single"/>
+              <w:bottom w:color="000000" w:space="0" w:sz="4" w:val="single"/>
+              <w:right w:color="000000" w:space="0" w:sz="4" w:val="single"/>
+            </w:tcBorders>
+            <w:vAlign w:val="center"/>
+          </w:tcPr>
+          <w:p>
+            <w:pPr>
+              <w:rPr>
+                <w:b w:val="1"/>
+                <w:bCs w:val="1"/>
+                <w:color w:val="1f3864"/>
+              </w:rPr>
+            </w:pPr>
+            <w:r>
+              <w:rPr>
+                <w:b w:val="1"/>
+                <w:bCs w:val="1"/>
+                <w:color w:val="1f3864"/>
+                <w:rtl w:val="0"/>
+              </w:rPr>
+              <w:t xml:space="preserve">Entonces:</w:t>
+            </w:r>
+          </w:p>
+        </w:tc>
+        <w:tc>
+          <w:tcPr>
+            <w:gridSpan w:val="4"/>
+            <w:tcBorders>
+              <w:top w:color="000000" w:space="0" w:sz="4" w:val="single"/>
+              <w:left w:color="000000" w:space="0" w:sz="4" w:val="single"/>
+              <w:bottom w:color="000000" w:space="0" w:sz="4" w:val="single"/>
+              <w:right w:color="000000" w:space="0" w:sz="4" w:val="single"/>
+            </w:tcBorders>
+            <w:vAlign w:val="center"/>
+          </w:tcPr>
+          <w:p>
+            <w:pPr>
+              <w:spacing w:line="240" w:lineRule="auto"/>
+              <w:rPr/>
+            </w:pPr>
+            <w:r>
+              <w:rPr>
+                <w:rtl w:val="0"/>
+              </w:rPr>
+              <w:t xml:space="preserve">el sistema informa que la respuesta es obligatoria</w:t>
+            </w:r>
+          </w:p>
+        </w:tc>
+      </w:tr>
+      <w:tr>
+        <w:trPr>
+          <w:cantSplit w:val="0"/>
+          <w:trHeight w:val="220" w:hRule="atLeast"/>
+          <w:tblHeader w:val="0"/>
+        </w:trPr>
+        <w:tc>
+          <w:tcPr>
+            <w:gridSpan w:val="3"/>
+            <w:vMerge w:val="restart"/>
+            <w:tcBorders>
+              <w:top w:color="000000" w:space="0" w:sz="4" w:val="single"/>
+              <w:left w:color="000000" w:space="0" w:sz="4" w:val="single"/>
+              <w:bottom w:color="000000" w:space="0" w:sz="4" w:val="single"/>
+              <w:right w:color="000000" w:space="0" w:sz="4" w:val="single"/>
+            </w:tcBorders>
+            <w:vAlign w:val="center"/>
+          </w:tcPr>
+          <w:p>
+            <w:pPr>
+              <w:jc w:val="center"/>
+              <w:rPr>
+                <w:b w:val="1"/>
+                <w:bCs w:val="1"/>
+                <w:color w:val="1f3864"/>
+              </w:rPr>
+            </w:pPr>
+            <w:r>
+              <w:rPr>
+                <w:b w:val="1"/>
+                <w:bCs w:val="1"/>
+                <w:color w:val="1f3864"/>
+                <w:rtl w:val="0"/>
+              </w:rPr>
+              <w:t xml:space="preserve">Condición 06</w:t>
+            </w:r>
+          </w:p>
+          <w:p>
+            <w:pPr>
+              <w:jc w:val="center"/>
+              <w:rPr>
+                <w:b w:val="1"/>
+                <w:bCs w:val="1"/>
+                <w:color w:val="1f3864"/>
+              </w:rPr>
+            </w:pPr>
+            <w:r>
+              <w:rPr>
+                <w:rtl w:val="0"/>
+              </w:rPr>
+            </w:r>
+          </w:p>
+        </w:tc>
+        <w:tc>
+          <w:tcPr>
+            <w:gridSpan w:val="2"/>
+            <w:tcBorders>
+              <w:top w:color="000000" w:space="0" w:sz="4" w:val="single"/>
+              <w:left w:color="000000" w:space="0" w:sz="4" w:val="single"/>
+              <w:bottom w:color="000000" w:space="0" w:sz="4" w:val="single"/>
+              <w:right w:color="000000" w:space="0" w:sz="4" w:val="single"/>
+            </w:tcBorders>
+            <w:vAlign w:val="center"/>
+          </w:tcPr>
+          <w:p>
+            <w:pPr>
+              <w:rPr>
+                <w:b w:val="1"/>
+                <w:bCs w:val="1"/>
+                <w:color w:val="1f3864"/>
+              </w:rPr>
+            </w:pPr>
+            <w:r>
+              <w:rPr>
+                <w:b w:val="1"/>
+                <w:bCs w:val="1"/>
+                <w:color w:val="1f3864"/>
+                <w:rtl w:val="0"/>
+              </w:rPr>
+              <w:t xml:space="preserve">Dado:</w:t>
+            </w:r>
+          </w:p>
+        </w:tc>
+        <w:tc>
+          <w:tcPr>
+            <w:gridSpan w:val="4"/>
+            <w:tcBorders>
+              <w:top w:color="000000" w:space="0" w:sz="4" w:val="single"/>
+              <w:left w:color="000000" w:space="0" w:sz="4" w:val="single"/>
+              <w:bottom w:color="000000" w:space="0" w:sz="4" w:val="single"/>
+              <w:right w:color="000000" w:space="0" w:sz="4" w:val="single"/>
+            </w:tcBorders>
+            <w:vAlign w:val="center"/>
+          </w:tcPr>
+          <w:p>
+            <w:pPr>
+              <w:spacing w:line="240" w:lineRule="auto"/>
+              <w:rPr/>
+            </w:pPr>
+            <w:r>
+              <w:rPr>
+                <w:rtl w:val="0"/>
+              </w:rPr>
+              <w:t xml:space="preserve">que el mensaje ya fue atendido</w:t>
+            </w:r>
+          </w:p>
+        </w:tc>
+      </w:tr>
+      <w:tr>
+        <w:trPr>
+          <w:cantSplit w:val="0"/>
+          <w:trHeight w:val="220" w:hRule="atLeast"/>
+          <w:tblHeader w:val="0"/>
+        </w:trPr>
+        <w:tc>
+          <w:tcPr>
+            <w:gridSpan w:val="3"/>
+            <w:vMerge w:val="continue"/>
+            <w:tcBorders>
+              <w:top w:color="000000" w:space="0" w:sz="4" w:val="single"/>
+              <w:left w:color="000000" w:space="0" w:sz="4" w:val="single"/>
+              <w:bottom w:color="000000" w:space="0" w:sz="4" w:val="single"/>
+              <w:right w:color="000000" w:space="0" w:sz="4" w:val="single"/>
+            </w:tcBorders>
+            <w:vAlign w:val="center"/>
+          </w:tcPr>
+          <w:p>
+            <w:pPr>
+              <w:keepNext w:val="0"/>
+              <w:keepLines w:val="0"/>
+              <w:widowControl w:val="1"/>
+              <w:shd w:fill="auto" w:val="clear"/>
+              <w:spacing w:after="0" w:before="0" w:line="240" w:lineRule="auto"/>
+              <w:ind w:left="0" w:right="0" w:firstLine="0"/>
+              <w:jc w:val="center"/>
+              <w:rPr>
+                <w:b w:val="1"/>
+                <w:bCs w:val="1"/>
+                <w:i w:val="0"/>
+                <w:iCs w:val="0"/>
+                <w:smallCaps w:val="0"/>
+                <w:strike w:val="0"/>
+                <w:color w:val="1f3864"/>
+                <w:sz w:val="22"/>
+                <w:szCs w:val="22"/>
+                <w:u w:val="none"/>
+                <w:shd w:fill="auto" w:val="clear"/>
+                <w:vertAlign w:val="baseline"/>
+              </w:rPr>
+            </w:pPr>
+            <w:r>
+              <w:rPr>
+                <w:rtl w:val="0"/>
+              </w:rPr>
+            </w:r>
+          </w:p>
+        </w:tc>
+        <w:tc>
+          <w:tcPr>
+            <w:gridSpan w:val="2"/>
+            <w:tcBorders>
+              <w:top w:color="000000" w:space="0" w:sz="4" w:val="single"/>
+              <w:left w:color="000000" w:space="0" w:sz="4" w:val="single"/>
+              <w:bottom w:color="000000" w:space="0" w:sz="4" w:val="single"/>
+              <w:right w:color="000000" w:space="0" w:sz="4" w:val="single"/>
+            </w:tcBorders>
+            <w:vAlign w:val="center"/>
+          </w:tcPr>
+          <w:p>
+            <w:pPr>
+              <w:rPr>
+                <w:b w:val="1"/>
+                <w:bCs w:val="1"/>
+                <w:color w:val="1f3864"/>
+              </w:rPr>
+            </w:pPr>
+            <w:r>
+              <w:rPr>
+                <w:b w:val="1"/>
+                <w:bCs w:val="1"/>
+                <w:color w:val="1f3864"/>
+                <w:rtl w:val="0"/>
+              </w:rPr>
+              <w:t xml:space="preserve">Cuando:</w:t>
+            </w:r>
+          </w:p>
+        </w:tc>
+        <w:tc>
+          <w:tcPr>
+            <w:gridSpan w:val="4"/>
+            <w:tcBorders>
+              <w:top w:color="000000" w:space="0" w:sz="4" w:val="single"/>
+              <w:left w:color="000000" w:space="0" w:sz="4" w:val="single"/>
+              <w:bottom w:color="000000" w:space="0" w:sz="4" w:val="single"/>
+              <w:right w:color="000000" w:space="0" w:sz="4" w:val="single"/>
+            </w:tcBorders>
+            <w:vAlign w:val="center"/>
+          </w:tcPr>
+          <w:p>
+            <w:pPr>
+              <w:spacing w:line="240" w:lineRule="auto"/>
+              <w:rPr/>
+            </w:pPr>
+            <w:r>
+              <w:rPr>
+                <w:rtl w:val="0"/>
+              </w:rPr>
+              <w:t xml:space="preserve">el coordinador intenta responder nuevamente</w:t>
+            </w:r>
+          </w:p>
+        </w:tc>
+      </w:tr>
+      <w:tr>
+        <w:trPr>
+          <w:cantSplit w:val="0"/>
+          <w:trHeight w:val="220" w:hRule="atLeast"/>
+          <w:tblHeader w:val="0"/>
+        </w:trPr>
+        <w:tc>
+          <w:tcPr>
+            <w:gridSpan w:val="3"/>
+            <w:vMerge w:val="continue"/>
+            <w:tcBorders>
+              <w:top w:color="000000" w:space="0" w:sz="4" w:val="single"/>
+              <w:left w:color="000000" w:space="0" w:sz="4" w:val="single"/>
+              <w:bottom w:color="000000" w:space="0" w:sz="4" w:val="single"/>
+              <w:right w:color="000000" w:space="0" w:sz="4" w:val="single"/>
+            </w:tcBorders>
+            <w:vAlign w:val="center"/>
+          </w:tcPr>
+          <w:p>
+            <w:pPr>
+              <w:keepNext w:val="0"/>
+              <w:keepLines w:val="0"/>
+              <w:widowControl w:val="1"/>
+              <w:shd w:fill="auto" w:val="clear"/>
+              <w:spacing w:after="0" w:before="0" w:line="240" w:lineRule="auto"/>
+              <w:ind w:left="0" w:right="0" w:firstLine="0"/>
+              <w:jc w:val="center"/>
+              <w:rPr>
+                <w:b w:val="1"/>
+                <w:bCs w:val="1"/>
+                <w:i w:val="0"/>
+                <w:iCs w:val="0"/>
+                <w:smallCaps w:val="0"/>
+                <w:strike w:val="0"/>
+                <w:color w:val="1f3864"/>
+                <w:sz w:val="22"/>
+                <w:szCs w:val="22"/>
+                <w:u w:val="none"/>
+                <w:shd w:fill="auto" w:val="clear"/>
+                <w:vertAlign w:val="baseline"/>
+              </w:rPr>
+            </w:pPr>
+            <w:r>
+              <w:rPr>
+                <w:rtl w:val="0"/>
+              </w:rPr>
+            </w:r>
+          </w:p>
+        </w:tc>
+        <w:tc>
+          <w:tcPr>
+            <w:gridSpan w:val="2"/>
+            <w:tcBorders>
+              <w:top w:color="000000" w:space="0" w:sz="4" w:val="single"/>
+              <w:left w:color="000000" w:space="0" w:sz="4" w:val="single"/>
+              <w:bottom w:color="000000" w:space="0" w:sz="4" w:val="single"/>
+              <w:right w:color="000000" w:space="0" w:sz="4" w:val="single"/>
+            </w:tcBorders>
+            <w:vAlign w:val="center"/>
+          </w:tcPr>
+          <w:p>
+            <w:pPr>
+              <w:rPr>
+                <w:b w:val="1"/>
+                <w:bCs w:val="1"/>
+                <w:color w:val="1f3864"/>
+              </w:rPr>
+            </w:pPr>
+            <w:r>
+              <w:rPr>
+                <w:b w:val="1"/>
+                <w:bCs w:val="1"/>
+                <w:color w:val="1f3864"/>
+                <w:rtl w:val="0"/>
+              </w:rPr>
+              <w:t xml:space="preserve">Entonces:</w:t>
+            </w:r>
+          </w:p>
+        </w:tc>
+        <w:tc>
+          <w:tcPr>
+            <w:gridSpan w:val="4"/>
+            <w:tcBorders>
+              <w:top w:color="000000" w:space="0" w:sz="4" w:val="single"/>
+              <w:left w:color="000000" w:space="0" w:sz="4" w:val="single"/>
+              <w:bottom w:color="000000" w:space="0" w:sz="4" w:val="single"/>
+              <w:right w:color="000000" w:space="0" w:sz="4" w:val="single"/>
+            </w:tcBorders>
+            <w:vAlign w:val="center"/>
+          </w:tcPr>
+          <w:p>
+            <w:pPr>
+              <w:spacing w:line="240" w:lineRule="auto"/>
+              <w:rPr/>
+            </w:pPr>
+            <w:r>
+              <w:rPr>
+                <w:rtl w:val="0"/>
+              </w:rPr>
+              <w:t xml:space="preserve">el sistema impide la operación e informa que el mensaje ya fue gestionado</w:t>
+            </w:r>
+          </w:p>
+        </w:tc>
+      </w:tr>
+      <w:tr>
+        <w:trPr>
+          <w:cantSplit w:val="0"/>
+          <w:trHeight w:val="220" w:hRule="atLeast"/>
+          <w:tblHeader w:val="0"/>
+        </w:trPr>
+        <w:tc>
+          <w:tcPr>
+            <w:gridSpan w:val="3"/>
+            <w:vMerge w:val="restart"/>
+            <w:tcBorders>
+              <w:top w:color="000000" w:space="0" w:sz="4" w:val="single"/>
+              <w:left w:color="000000" w:space="0" w:sz="4" w:val="single"/>
+              <w:bottom w:color="000000" w:space="0" w:sz="4" w:val="single"/>
+              <w:right w:color="000000" w:space="0" w:sz="4" w:val="single"/>
+            </w:tcBorders>
+            <w:vAlign w:val="center"/>
+          </w:tcPr>
+          <w:p>
+            <w:pPr>
+              <w:jc w:val="center"/>
+              <w:rPr>
+                <w:b w:val="1"/>
+                <w:bCs w:val="1"/>
+                <w:color w:val="1f3864"/>
+              </w:rPr>
+            </w:pPr>
+            <w:r>
+              <w:rPr>
+                <w:b w:val="1"/>
+                <w:bCs w:val="1"/>
+                <w:color w:val="1f3864"/>
+                <w:rtl w:val="0"/>
+              </w:rPr>
+              <w:t xml:space="preserve">Condición 07</w:t>
+            </w:r>
+          </w:p>
+          <w:p>
+            <w:pPr>
+              <w:jc w:val="center"/>
+              <w:rPr>
+                <w:b w:val="1"/>
+                <w:bCs w:val="1"/>
+                <w:color w:val="1f3864"/>
+              </w:rPr>
+            </w:pPr>
+            <w:r>
+              <w:rPr>
+                <w:rtl w:val="0"/>
+              </w:rPr>
+            </w:r>
+          </w:p>
+        </w:tc>
+        <w:tc>
+          <w:tcPr>
+            <w:gridSpan w:val="2"/>
+            <w:tcBorders>
+              <w:top w:color="000000" w:space="0" w:sz="4" w:val="single"/>
+              <w:left w:color="000000" w:space="0" w:sz="4" w:val="single"/>
+              <w:bottom w:color="000000" w:space="0" w:sz="4" w:val="single"/>
+              <w:right w:color="000000" w:space="0" w:sz="4" w:val="single"/>
+            </w:tcBorders>
+            <w:vAlign w:val="center"/>
+          </w:tcPr>
+          <w:p>
+            <w:pPr>
+              <w:rPr>
+                <w:b w:val="1"/>
+                <w:bCs w:val="1"/>
+                <w:color w:val="1f3864"/>
+              </w:rPr>
+            </w:pPr>
+            <w:r>
+              <w:rPr>
+                <w:b w:val="1"/>
+                <w:bCs w:val="1"/>
+                <w:color w:val="1f3864"/>
+                <w:rtl w:val="0"/>
+              </w:rPr>
+              <w:t xml:space="preserve">Dado:</w:t>
+            </w:r>
+          </w:p>
+        </w:tc>
+        <w:tc>
+          <w:tcPr>
+            <w:gridSpan w:val="4"/>
+            <w:tcBorders>
+              <w:top w:color="000000" w:space="0" w:sz="4" w:val="single"/>
+              <w:left w:color="000000" w:space="0" w:sz="4" w:val="single"/>
+              <w:bottom w:color="000000" w:space="0" w:sz="4" w:val="single"/>
+              <w:right w:color="000000" w:space="0" w:sz="4" w:val="single"/>
+            </w:tcBorders>
+            <w:vAlign w:val="center"/>
+          </w:tcPr>
+          <w:p>
+            <w:pPr>
+              <w:spacing w:line="240" w:lineRule="auto"/>
+              <w:rPr/>
+            </w:pPr>
+            <w:r>
+              <w:rPr>
+                <w:rtl w:val="0"/>
+              </w:rPr>
+              <w:t xml:space="preserve">que el mensaje no existe o fue eliminado</w:t>
+            </w:r>
+          </w:p>
+        </w:tc>
+      </w:tr>
+      <w:tr>
+        <w:trPr>
+          <w:cantSplit w:val="0"/>
+          <w:trHeight w:val="220" w:hRule="atLeast"/>
+          <w:tblHeader w:val="0"/>
+        </w:trPr>
+        <w:tc>
+          <w:tcPr>
+            <w:gridSpan w:val="3"/>
+            <w:vMerge w:val="continue"/>
+            <w:tcBorders>
+              <w:top w:color="000000" w:space="0" w:sz="4" w:val="single"/>
+              <w:left w:color="000000" w:space="0" w:sz="4" w:val="single"/>
+              <w:bottom w:color="000000" w:space="0" w:sz="4" w:val="single"/>
+              <w:right w:color="000000" w:space="0" w:sz="4" w:val="single"/>
+            </w:tcBorders>
+            <w:vAlign w:val="center"/>
+          </w:tcPr>
+          <w:p>
+            <w:pPr>
+              <w:keepNext w:val="0"/>
+              <w:keepLines w:val="0"/>
+              <w:widowControl w:val="1"/>
+              <w:shd w:fill="auto" w:val="clear"/>
+              <w:spacing w:after="0" w:before="0" w:line="240" w:lineRule="auto"/>
+              <w:ind w:left="0" w:right="0" w:firstLine="0"/>
+              <w:jc w:val="center"/>
+              <w:rPr>
+                <w:b w:val="1"/>
+                <w:bCs w:val="1"/>
+                <w:i w:val="0"/>
+                <w:iCs w:val="0"/>
+                <w:smallCaps w:val="0"/>
+                <w:strike w:val="0"/>
+                <w:color w:val="1f3864"/>
+                <w:sz w:val="22"/>
+                <w:szCs w:val="22"/>
+                <w:u w:val="none"/>
+                <w:shd w:fill="auto" w:val="clear"/>
+                <w:vertAlign w:val="baseline"/>
+              </w:rPr>
+            </w:pPr>
+            <w:r>
+              <w:rPr>
+                <w:rtl w:val="0"/>
+              </w:rPr>
+            </w:r>
+          </w:p>
+        </w:tc>
+        <w:tc>
+          <w:tcPr>
+            <w:gridSpan w:val="2"/>
+            <w:tcBorders>
+              <w:top w:color="000000" w:space="0" w:sz="4" w:val="single"/>
+              <w:left w:color="000000" w:space="0" w:sz="4" w:val="single"/>
+              <w:bottom w:color="000000" w:space="0" w:sz="4" w:val="single"/>
+              <w:right w:color="000000" w:space="0" w:sz="4" w:val="single"/>
+            </w:tcBorders>
+            <w:vAlign w:val="center"/>
+          </w:tcPr>
+          <w:p>
+            <w:pPr>
+              <w:rPr>
+                <w:b w:val="1"/>
+                <w:bCs w:val="1"/>
+                <w:color w:val="1f3864"/>
+              </w:rPr>
+            </w:pPr>
+            <w:r>
+              <w:rPr>
+                <w:b w:val="1"/>
+                <w:bCs w:val="1"/>
+                <w:color w:val="1f3864"/>
+                <w:rtl w:val="0"/>
+              </w:rPr>
+              <w:t xml:space="preserve">Cuando:</w:t>
+            </w:r>
+          </w:p>
+        </w:tc>
+        <w:tc>
+          <w:tcPr>
+            <w:gridSpan w:val="4"/>
+            <w:tcBorders>
+              <w:top w:color="000000" w:space="0" w:sz="4" w:val="single"/>
+              <w:left w:color="000000" w:space="0" w:sz="4" w:val="single"/>
+              <w:bottom w:color="000000" w:space="0" w:sz="4" w:val="single"/>
+              <w:right w:color="000000" w:space="0" w:sz="4" w:val="single"/>
+            </w:tcBorders>
+            <w:vAlign w:val="center"/>
+          </w:tcPr>
+          <w:p>
+            <w:pPr>
+              <w:spacing w:line="240" w:lineRule="auto"/>
+              <w:rPr/>
+            </w:pPr>
+            <w:r>
+              <w:rPr>
+                <w:rtl w:val="0"/>
+              </w:rPr>
+              <w:t xml:space="preserve">el coordinador intenta acceder al detalle</w:t>
+            </w:r>
+          </w:p>
+        </w:tc>
+      </w:tr>
+      <w:tr>
+        <w:trPr>
+          <w:cantSplit w:val="0"/>
+          <w:trHeight w:val="220" w:hRule="atLeast"/>
+          <w:tblHeader w:val="0"/>
+        </w:trPr>
+        <w:tc>
+          <w:tcPr>
+            <w:gridSpan w:val="3"/>
+            <w:vMerge w:val="continue"/>
+            <w:tcBorders>
+              <w:top w:color="000000" w:space="0" w:sz="4" w:val="single"/>
+              <w:left w:color="000000" w:space="0" w:sz="4" w:val="single"/>
+              <w:bottom w:color="000000" w:space="0" w:sz="4" w:val="single"/>
+              <w:right w:color="000000" w:space="0" w:sz="4" w:val="single"/>
+            </w:tcBorders>
+            <w:vAlign w:val="center"/>
+          </w:tcPr>
+          <w:p>
+            <w:pPr>
+              <w:keepNext w:val="0"/>
+              <w:keepLines w:val="0"/>
+              <w:widowControl w:val="1"/>
+              <w:shd w:fill="auto" w:val="clear"/>
+              <w:spacing w:after="0" w:before="0" w:line="240" w:lineRule="auto"/>
+              <w:ind w:left="0" w:right="0" w:firstLine="0"/>
+              <w:jc w:val="center"/>
+              <w:rPr>
+                <w:b w:val="1"/>
+                <w:bCs w:val="1"/>
+                <w:i w:val="0"/>
+                <w:iCs w:val="0"/>
+                <w:smallCaps w:val="0"/>
+                <w:strike w:val="0"/>
+                <w:color w:val="1f3864"/>
+                <w:sz w:val="22"/>
+                <w:szCs w:val="22"/>
+                <w:u w:val="none"/>
+                <w:shd w:fill="auto" w:val="clear"/>
+                <w:vertAlign w:val="baseline"/>
+              </w:rPr>
+            </w:pPr>
+            <w:r>
+              <w:rPr>
+                <w:rtl w:val="0"/>
+              </w:rPr>
+            </w:r>
+          </w:p>
+        </w:tc>
+        <w:tc>
+          <w:tcPr>
+            <w:gridSpan w:val="2"/>
+            <w:tcBorders>
+              <w:top w:color="000000" w:space="0" w:sz="4" w:val="single"/>
+              <w:left w:color="000000" w:space="0" w:sz="4" w:val="single"/>
+              <w:bottom w:color="000000" w:space="0" w:sz="4" w:val="single"/>
+              <w:right w:color="000000" w:space="0" w:sz="4" w:val="single"/>
+            </w:tcBorders>
+            <w:vAlign w:val="center"/>
+          </w:tcPr>
+          <w:p>
+            <w:pPr>
+              <w:rPr>
+                <w:b w:val="1"/>
+                <w:bCs w:val="1"/>
+                <w:color w:val="1f3864"/>
+              </w:rPr>
+            </w:pPr>
+            <w:r>
+              <w:rPr>
+                <w:b w:val="1"/>
+                <w:bCs w:val="1"/>
+                <w:color w:val="1f3864"/>
+                <w:rtl w:val="0"/>
+              </w:rPr>
+              <w:t xml:space="preserve">Entonces:</w:t>
+            </w:r>
+          </w:p>
+        </w:tc>
+        <w:tc>
+          <w:tcPr>
+            <w:gridSpan w:val="4"/>
+            <w:tcBorders>
+              <w:top w:color="000000" w:space="0" w:sz="4" w:val="single"/>
+              <w:left w:color="000000" w:space="0" w:sz="4" w:val="single"/>
+              <w:bottom w:color="000000" w:space="0" w:sz="4" w:val="single"/>
+              <w:right w:color="000000" w:space="0" w:sz="4" w:val="single"/>
+            </w:tcBorders>
+            <w:vAlign w:val="center"/>
+          </w:tcPr>
+          <w:p>
+            <w:pPr>
+              <w:spacing w:line="240" w:lineRule="auto"/>
+              <w:rPr/>
+            </w:pPr>
+            <w:r>
+              <w:rPr>
+                <w:rtl w:val="0"/>
+              </w:rPr>
+              <w:t xml:space="preserve">el sistema informa que el mensaje no está disponible</w:t>
+            </w:r>
+          </w:p>
+        </w:tc>
+      </w:tr>
+      <w:tr>
+        <w:trPr>
+          <w:cantSplit w:val="0"/>
+          <w:trHeight w:val="220" w:hRule="atLeast"/>
+          <w:tblHeader w:val="0"/>
+        </w:trPr>
+        <w:tc>
+          <w:tcPr>
+            <w:gridSpan w:val="3"/>
+            <w:vMerge w:val="restart"/>
+            <w:tcBorders>
+              <w:top w:color="000000" w:space="0" w:sz="4" w:val="single"/>
+              <w:left w:color="000000" w:space="0" w:sz="4" w:val="single"/>
+              <w:bottom w:color="000000" w:space="0" w:sz="4" w:val="single"/>
+              <w:right w:color="000000" w:space="0" w:sz="4" w:val="single"/>
+            </w:tcBorders>
+            <w:vAlign w:val="center"/>
+          </w:tcPr>
+          <w:p>
+            <w:pPr>
+              <w:jc w:val="center"/>
+              <w:rPr>
+                <w:b w:val="1"/>
+                <w:bCs w:val="1"/>
+                <w:color w:val="1f3864"/>
+              </w:rPr>
+            </w:pPr>
+            <w:r>
+              <w:rPr>
+                <w:b w:val="1"/>
+                <w:bCs w:val="1"/>
+                <w:color w:val="1f3864"/>
+                <w:rtl w:val="0"/>
+              </w:rPr>
+              <w:t xml:space="preserve">Condición 08</w:t>
+            </w:r>
+          </w:p>
+          <w:p>
+            <w:pPr>
+              <w:jc w:val="center"/>
+              <w:rPr>
+                <w:b w:val="1"/>
+                <w:bCs w:val="1"/>
+                <w:color w:val="1f3864"/>
+              </w:rPr>
+            </w:pPr>
+            <w:r>
+              <w:rPr>
+                <w:rtl w:val="0"/>
+              </w:rPr>
+            </w:r>
+          </w:p>
+        </w:tc>
+        <w:tc>
+          <w:tcPr>
+            <w:gridSpan w:val="2"/>
+            <w:tcBorders>
+              <w:top w:color="000000" w:space="0" w:sz="4" w:val="single"/>
+              <w:left w:color="000000" w:space="0" w:sz="4" w:val="single"/>
+              <w:bottom w:color="000000" w:space="0" w:sz="4" w:val="single"/>
+              <w:right w:color="000000" w:space="0" w:sz="4" w:val="single"/>
+            </w:tcBorders>
+            <w:vAlign w:val="center"/>
+          </w:tcPr>
+          <w:p>
+            <w:pPr>
+              <w:rPr>
+                <w:b w:val="1"/>
+                <w:bCs w:val="1"/>
+                <w:color w:val="1f3864"/>
+              </w:rPr>
+            </w:pPr>
+            <w:r>
+              <w:rPr>
+                <w:b w:val="1"/>
+                <w:bCs w:val="1"/>
+                <w:color w:val="1f3864"/>
+                <w:rtl w:val="0"/>
+              </w:rPr>
+              <w:t xml:space="preserve">Dado:</w:t>
+            </w:r>
+          </w:p>
+        </w:tc>
+        <w:tc>
+          <w:tcPr>
+            <w:gridSpan w:val="4"/>
+            <w:tcBorders>
+              <w:top w:color="000000" w:space="0" w:sz="4" w:val="single"/>
+              <w:left w:color="000000" w:space="0" w:sz="4" w:val="single"/>
+              <w:bottom w:color="000000" w:space="0" w:sz="4" w:val="single"/>
+              <w:right w:color="000000" w:space="0" w:sz="4" w:val="single"/>
+            </w:tcBorders>
+            <w:vAlign w:val="center"/>
+          </w:tcPr>
+          <w:p>
+            <w:pPr>
+              <w:spacing w:line="240" w:lineRule="auto"/>
+              <w:rPr/>
+            </w:pPr>
+            <w:r>
+              <w:rPr>
+                <w:rtl w:val="0"/>
+              </w:rPr>
+              <w:t xml:space="preserve">que la respuesta fue enviada correctamente</w:t>
+            </w:r>
+          </w:p>
+        </w:tc>
+      </w:tr>
+      <w:tr>
+        <w:trPr>
+          <w:cantSplit w:val="0"/>
+          <w:trHeight w:val="220" w:hRule="atLeast"/>
+          <w:tblHeader w:val="0"/>
+        </w:trPr>
+        <w:tc>
+          <w:tcPr>
+            <w:gridSpan w:val="3"/>
+            <w:vMerge w:val="continue"/>
+            <w:tcBorders>
+              <w:top w:color="000000" w:space="0" w:sz="4" w:val="single"/>
+              <w:left w:color="000000" w:space="0" w:sz="4" w:val="single"/>
+              <w:bottom w:color="000000" w:space="0" w:sz="4" w:val="single"/>
+              <w:right w:color="000000" w:space="0" w:sz="4" w:val="single"/>
+            </w:tcBorders>
+            <w:vAlign w:val="center"/>
+          </w:tcPr>
+          <w:p>
+            <w:pPr>
+              <w:keepNext w:val="0"/>
+              <w:keepLines w:val="0"/>
+              <w:widowControl w:val="1"/>
+              <w:shd w:fill="auto" w:val="clear"/>
+              <w:spacing w:after="0" w:before="0" w:line="240" w:lineRule="auto"/>
+              <w:ind w:left="0" w:right="0" w:firstLine="0"/>
+              <w:jc w:val="center"/>
+              <w:rPr>
+                <w:b w:val="1"/>
+                <w:bCs w:val="1"/>
+                <w:i w:val="0"/>
+                <w:iCs w:val="0"/>
+                <w:smallCaps w:val="0"/>
+                <w:strike w:val="0"/>
+                <w:color w:val="1f3864"/>
+                <w:sz w:val="22"/>
+                <w:szCs w:val="22"/>
+                <w:u w:val="none"/>
+                <w:shd w:fill="auto" w:val="clear"/>
+                <w:vertAlign w:val="baseline"/>
+              </w:rPr>
+            </w:pPr>
+            <w:r>
+              <w:rPr>
+                <w:rtl w:val="0"/>
+              </w:rPr>
+            </w:r>
+          </w:p>
+        </w:tc>
+        <w:tc>
+          <w:tcPr>
+            <w:gridSpan w:val="2"/>
+            <w:tcBorders>
+              <w:top w:color="000000" w:space="0" w:sz="4" w:val="single"/>
+              <w:left w:color="000000" w:space="0" w:sz="4" w:val="single"/>
+              <w:bottom w:color="000000" w:space="0" w:sz="4" w:val="single"/>
+              <w:right w:color="000000" w:space="0" w:sz="4" w:val="single"/>
+            </w:tcBorders>
+            <w:vAlign w:val="center"/>
+          </w:tcPr>
+          <w:p>
+            <w:pPr>
+              <w:rPr>
+                <w:b w:val="1"/>
+                <w:bCs w:val="1"/>
+                <w:color w:val="1f3864"/>
+              </w:rPr>
+            </w:pPr>
+            <w:r>
+              <w:rPr>
+                <w:b w:val="1"/>
+                <w:bCs w:val="1"/>
+                <w:color w:val="1f3864"/>
+                <w:rtl w:val="0"/>
+              </w:rPr>
+              <w:t xml:space="preserve">Cuando:</w:t>
+            </w:r>
+          </w:p>
+        </w:tc>
+        <w:tc>
+          <w:tcPr>
+            <w:gridSpan w:val="4"/>
+            <w:tcBorders>
+              <w:top w:color="000000" w:space="0" w:sz="4" w:val="single"/>
+              <w:left w:color="000000" w:space="0" w:sz="4" w:val="single"/>
+              <w:bottom w:color="000000" w:space="0" w:sz="4" w:val="single"/>
+              <w:right w:color="000000" w:space="0" w:sz="4" w:val="single"/>
+            </w:tcBorders>
+            <w:vAlign w:val="center"/>
+          </w:tcPr>
+          <w:p>
+            <w:pPr>
+              <w:spacing w:line="240" w:lineRule="auto"/>
+              <w:rPr/>
+            </w:pPr>
+            <w:r>
+              <w:rPr>
+                <w:rtl w:val="0"/>
+              </w:rPr>
+              <w:t xml:space="preserve">el sistema finaliza el proceso</w:t>
+            </w:r>
+          </w:p>
+        </w:tc>
+      </w:tr>
+      <w:tr>
+        <w:trPr>
+          <w:cantSplit w:val="0"/>
+          <w:trHeight w:val="220" w:hRule="atLeast"/>
+          <w:tblHeader w:val="0"/>
+        </w:trPr>
+        <w:tc>
+          <w:tcPr>
+            <w:gridSpan w:val="3"/>
+            <w:vMerge w:val="continue"/>
+            <w:tcBorders>
+              <w:top w:color="000000" w:space="0" w:sz="4" w:val="single"/>
+              <w:left w:color="000000" w:space="0" w:sz="4" w:val="single"/>
+              <w:bottom w:color="000000" w:space="0" w:sz="4" w:val="single"/>
+              <w:right w:color="000000" w:space="0" w:sz="4" w:val="single"/>
+            </w:tcBorders>
+            <w:vAlign w:val="center"/>
+          </w:tcPr>
+          <w:p>
+            <w:pPr>
+              <w:keepNext w:val="0"/>
+              <w:keepLines w:val="0"/>
+              <w:widowControl w:val="1"/>
+              <w:shd w:fill="auto" w:val="clear"/>
+              <w:spacing w:after="0" w:before="0" w:line="240" w:lineRule="auto"/>
+              <w:ind w:left="0" w:right="0" w:firstLine="0"/>
+              <w:jc w:val="center"/>
+              <w:rPr>
+                <w:b w:val="1"/>
+                <w:bCs w:val="1"/>
+                <w:i w:val="0"/>
+                <w:iCs w:val="0"/>
+                <w:smallCaps w:val="0"/>
+                <w:strike w:val="0"/>
+                <w:color w:val="1f3864"/>
+                <w:sz w:val="22"/>
+                <w:szCs w:val="22"/>
+                <w:u w:val="none"/>
+                <w:shd w:fill="auto" w:val="clear"/>
+                <w:vertAlign w:val="baseline"/>
+              </w:rPr>
+            </w:pPr>
+            <w:r>
+              <w:rPr>
+                <w:rtl w:val="0"/>
+              </w:rPr>
+            </w:r>
+          </w:p>
+        </w:tc>
+        <w:tc>
+          <w:tcPr>
+            <w:gridSpan w:val="2"/>
+            <w:tcBorders>
+              <w:top w:color="000000" w:space="0" w:sz="4" w:val="single"/>
+              <w:left w:color="000000" w:space="0" w:sz="4" w:val="single"/>
+              <w:bottom w:color="000000" w:space="0" w:sz="4" w:val="single"/>
+              <w:right w:color="000000" w:space="0" w:sz="4" w:val="single"/>
+            </w:tcBorders>
+            <w:vAlign w:val="center"/>
+          </w:tcPr>
+          <w:p>
+            <w:pPr>
+              <w:rPr>
+                <w:b w:val="1"/>
+                <w:bCs w:val="1"/>
+                <w:color w:val="1f3864"/>
+              </w:rPr>
+            </w:pPr>
+            <w:r>
+              <w:rPr>
+                <w:b w:val="1"/>
+                <w:bCs w:val="1"/>
+                <w:color w:val="1f3864"/>
+                <w:rtl w:val="0"/>
+              </w:rPr>
+              <w:t xml:space="preserve">Entonces:</w:t>
+            </w:r>
+          </w:p>
+        </w:tc>
+        <w:tc>
+          <w:tcPr>
+            <w:gridSpan w:val="4"/>
+            <w:tcBorders>
+              <w:top w:color="000000" w:space="0" w:sz="4" w:val="single"/>
+              <w:left w:color="000000" w:space="0" w:sz="4" w:val="single"/>
+              <w:bottom w:color="000000" w:space="0" w:sz="4" w:val="single"/>
+              <w:right w:color="000000" w:space="0" w:sz="4" w:val="single"/>
+            </w:tcBorders>
+            <w:vAlign w:val="center"/>
+          </w:tcPr>
+          <w:p>
+            <w:pPr>
+              <w:spacing w:line="240" w:lineRule="auto"/>
+              <w:rPr/>
+            </w:pPr>
+            <w:r>
+              <w:rPr>
+                <w:rtl w:val="0"/>
+              </w:rPr>
+              <w:t xml:space="preserve">registra automáticamente la fecha, el responsable y la respuesta en el historial del mensaje</w:t>
+            </w:r>
+          </w:p>
+        </w:tc>
+      </w:tr>
+      <w:tr>
+        <w:trPr>
+          <w:cantSplit w:val="0"/>
+          <w:trHeight w:val="220" w:hRule="atLeast"/>
+          <w:tblHeader w:val="0"/>
+        </w:trPr>
+        <w:tc>
+          <w:tcPr>
             <w:gridSpan w:val="9"/>
             <w:tcBorders>
               <w:top w:color="000000" w:space="0" w:sz="4" w:val="single"/>
@@ -2987,7 +4235,6 @@
               <w:ind w:left="0" w:right="0" w:firstLine="0"/>
               <w:jc w:val="center"/>
               <w:rPr>
-                <w:rFonts w:ascii="Calibri" w:cs="Calibri" w:eastAsia="Calibri" w:hAnsi="Calibri"/>
                 <w:b w:val="1"/>
                 <w:bCs w:val="1"/>
                 <w:i w:val="0"/>
@@ -3019,11 +4266,6 @@
                 <w:rtl w:val="0"/>
               </w:rPr>
               <w:t xml:space="preserve">TAREAS</w:t>
-            </w:r>
-            <w:r>
-              <w:rPr>
-                <w:rtl w:val="0"/>
-              </w:rPr>
             </w:r>
           </w:p>
         </w:tc>
@@ -3054,7 +4296,6 @@
               <w:ind w:left="0" w:right="0" w:firstLine="0"/>
               <w:jc w:val="center"/>
               <w:rPr>
-                <w:rFonts w:ascii="Calibri" w:cs="Calibri" w:eastAsia="Calibri" w:hAnsi="Calibri"/>
                 <w:b w:val="1"/>
                 <w:bCs w:val="1"/>
                 <w:i w:val="0"/>
@@ -3087,11 +4328,6 @@
               </w:rPr>
               <w:t xml:space="preserve">No</w:t>
             </w:r>
-            <w:r>
-              <w:rPr>
-                <w:rtl w:val="0"/>
-              </w:rPr>
-            </w:r>
           </w:p>
         </w:tc>
         <w:tc>
@@ -3114,7 +4350,6 @@
               <w:ind w:left="0" w:right="0" w:firstLine="0"/>
               <w:jc w:val="center"/>
               <w:rPr>
-                <w:rFonts w:ascii="Calibri" w:cs="Calibri" w:eastAsia="Calibri" w:hAnsi="Calibri"/>
                 <w:b w:val="1"/>
                 <w:bCs w:val="1"/>
                 <w:i w:val="0"/>
@@ -3146,11 +4381,6 @@
                 <w:rtl w:val="0"/>
               </w:rPr>
               <w:t xml:space="preserve">Descripción</w:t>
-            </w:r>
-            <w:r>
-              <w:rPr>
-                <w:rtl w:val="0"/>
-              </w:rPr>
             </w:r>
           </w:p>
         </w:tc>
@@ -3181,25 +4411,20 @@
               <w:ind w:left="0" w:right="0" w:firstLine="0"/>
               <w:jc w:val="center"/>
               <w:rPr>
-                <w:rFonts w:ascii="Calibri" w:cs="Calibri" w:eastAsia="Calibri" w:hAnsi="Calibri"/>
-                <w:b w:val="0"/>
-                <w:bCs w:val="0"/>
-                <w:i w:val="0"/>
-                <w:iCs w:val="0"/>
-                <w:smallCaps w:val="0"/>
-                <w:strike w:val="0"/>
-                <w:color w:val="1f3864"/>
-                <w:sz w:val="22"/>
-                <w:szCs w:val="22"/>
-                <w:u w:val="none"/>
-                <w:shd w:fill="auto" w:val="clear"/>
-                <w:vertAlign w:val="baseline"/>
-              </w:rPr>
-            </w:pPr>
-            <w:r>
-              <w:rPr>
-                <w:b w:val="0"/>
-                <w:bCs w:val="0"/>
+                <w:i w:val="0"/>
+                <w:iCs w:val="0"/>
+                <w:smallCaps w:val="0"/>
+                <w:strike w:val="0"/>
+                <w:color w:val="1f3864"/>
+                <w:sz w:val="22"/>
+                <w:szCs w:val="22"/>
+                <w:u w:val="none"/>
+                <w:shd w:fill="auto" w:val="clear"/>
+                <w:vertAlign w:val="baseline"/>
+              </w:rPr>
+            </w:pPr>
+            <w:r>
+              <w:rPr>
                 <w:i w:val="0"/>
                 <w:iCs w:val="0"/>
                 <w:smallCaps w:val="0"/>
@@ -3213,11 +4438,6 @@
                 <w:rtl w:val="0"/>
               </w:rPr>
               <w:t xml:space="preserve">1</w:t>
-            </w:r>
-            <w:r>
-              <w:rPr>
-                <w:rtl w:val="0"/>
-              </w:rPr>
             </w:r>
           </w:p>
         </w:tc>
@@ -3241,7 +4461,7 @@
               <w:rPr>
                 <w:rtl w:val="0"/>
               </w:rPr>
-              <w:t xml:space="preserve">Diseñar la vista de bandeja de mensajes con filtros por estado (Pendiente, Leído, Atendido)</w:t>
+              <w:t xml:space="preserve">Definir las reglas de negocio para la gestión de mensajes, incluyendo el flujo de estados, validaciones y restricciones de atención.</w:t>
             </w:r>
           </w:p>
         </w:tc>
@@ -3271,25 +4491,20 @@
               <w:ind w:left="0" w:right="0" w:firstLine="0"/>
               <w:jc w:val="center"/>
               <w:rPr>
-                <w:rFonts w:ascii="Calibri" w:cs="Calibri" w:eastAsia="Calibri" w:hAnsi="Calibri"/>
-                <w:b w:val="0"/>
-                <w:bCs w:val="0"/>
-                <w:i w:val="0"/>
-                <w:iCs w:val="0"/>
-                <w:smallCaps w:val="0"/>
-                <w:strike w:val="0"/>
-                <w:color w:val="1f3864"/>
-                <w:sz w:val="22"/>
-                <w:szCs w:val="22"/>
-                <w:u w:val="none"/>
-                <w:shd w:fill="auto" w:val="clear"/>
-                <w:vertAlign w:val="baseline"/>
-              </w:rPr>
-            </w:pPr>
-            <w:r>
-              <w:rPr>
-                <w:b w:val="0"/>
-                <w:bCs w:val="0"/>
+                <w:i w:val="0"/>
+                <w:iCs w:val="0"/>
+                <w:smallCaps w:val="0"/>
+                <w:strike w:val="0"/>
+                <w:color w:val="1f3864"/>
+                <w:sz w:val="22"/>
+                <w:szCs w:val="22"/>
+                <w:u w:val="none"/>
+                <w:shd w:fill="auto" w:val="clear"/>
+                <w:vertAlign w:val="baseline"/>
+              </w:rPr>
+            </w:pPr>
+            <w:r>
+              <w:rPr>
                 <w:i w:val="0"/>
                 <w:iCs w:val="0"/>
                 <w:smallCaps w:val="0"/>
@@ -3303,11 +4518,6 @@
                 <w:rtl w:val="0"/>
               </w:rPr>
               <w:t xml:space="preserve">2</w:t>
-            </w:r>
-            <w:r>
-              <w:rPr>
-                <w:rtl w:val="0"/>
-              </w:rPr>
             </w:r>
           </w:p>
         </w:tc>
@@ -3330,7 +4540,7 @@
               <w:rPr>
                 <w:rtl w:val="0"/>
               </w:rPr>
-              <w:t xml:space="preserve">Implementar endpoint REST GET para listar mensajes ordenados por fecha y estado</w:t>
+              <w:t xml:space="preserve">Diseñar la bandeja de mensajes organizados por estado, fecha y responsable de atención.</w:t>
             </w:r>
           </w:p>
         </w:tc>
@@ -3360,25 +4570,20 @@
               <w:ind w:left="0" w:right="0" w:firstLine="0"/>
               <w:jc w:val="center"/>
               <w:rPr>
-                <w:rFonts w:ascii="Calibri" w:cs="Calibri" w:eastAsia="Calibri" w:hAnsi="Calibri"/>
-                <w:b w:val="0"/>
-                <w:bCs w:val="0"/>
-                <w:i w:val="0"/>
-                <w:iCs w:val="0"/>
-                <w:smallCaps w:val="0"/>
-                <w:strike w:val="0"/>
-                <w:color w:val="1f3864"/>
-                <w:sz w:val="22"/>
-                <w:szCs w:val="22"/>
-                <w:u w:val="none"/>
-                <w:shd w:fill="auto" w:val="clear"/>
-                <w:vertAlign w:val="baseline"/>
-              </w:rPr>
-            </w:pPr>
-            <w:r>
-              <w:rPr>
-                <w:b w:val="0"/>
-                <w:bCs w:val="0"/>
+                <w:i w:val="0"/>
+                <w:iCs w:val="0"/>
+                <w:smallCaps w:val="0"/>
+                <w:strike w:val="0"/>
+                <w:color w:val="1f3864"/>
+                <w:sz w:val="22"/>
+                <w:szCs w:val="22"/>
+                <w:u w:val="none"/>
+                <w:shd w:fill="auto" w:val="clear"/>
+                <w:vertAlign w:val="baseline"/>
+              </w:rPr>
+            </w:pPr>
+            <w:r>
+              <w:rPr>
                 <w:i w:val="0"/>
                 <w:iCs w:val="0"/>
                 <w:smallCaps w:val="0"/>
@@ -3392,11 +4597,6 @@
                 <w:rtl w:val="0"/>
               </w:rPr>
               <w:t xml:space="preserve">3</w:t>
-            </w:r>
-            <w:r>
-              <w:rPr>
-                <w:rtl w:val="0"/>
-              </w:rPr>
             </w:r>
           </w:p>
         </w:tc>
@@ -3419,7 +4619,7 @@
               <w:rPr>
                 <w:rtl w:val="0"/>
               </w:rPr>
-              <w:t xml:space="preserve">Implementar lógica de cambio automático de estado a "Leído" al abrir un mensaje</w:t>
+              <w:t xml:space="preserve">Diseñar la vista de detalle del mensaje y el formulario para responder al interesado.</w:t>
             </w:r>
           </w:p>
         </w:tc>
@@ -3449,25 +4649,20 @@
               <w:ind w:left="0" w:right="0" w:firstLine="0"/>
               <w:jc w:val="center"/>
               <w:rPr>
-                <w:rFonts w:ascii="Calibri" w:cs="Calibri" w:eastAsia="Calibri" w:hAnsi="Calibri"/>
-                <w:b w:val="0"/>
-                <w:bCs w:val="0"/>
-                <w:i w:val="0"/>
-                <w:iCs w:val="0"/>
-                <w:smallCaps w:val="0"/>
-                <w:strike w:val="0"/>
-                <w:color w:val="1f3864"/>
-                <w:sz w:val="22"/>
-                <w:szCs w:val="22"/>
-                <w:u w:val="none"/>
-                <w:shd w:fill="auto" w:val="clear"/>
-                <w:vertAlign w:val="baseline"/>
-              </w:rPr>
-            </w:pPr>
-            <w:r>
-              <w:rPr>
-                <w:b w:val="0"/>
-                <w:bCs w:val="0"/>
+                <w:i w:val="0"/>
+                <w:iCs w:val="0"/>
+                <w:smallCaps w:val="0"/>
+                <w:strike w:val="0"/>
+                <w:color w:val="1f3864"/>
+                <w:sz w:val="22"/>
+                <w:szCs w:val="22"/>
+                <w:u w:val="none"/>
+                <w:shd w:fill="auto" w:val="clear"/>
+                <w:vertAlign w:val="baseline"/>
+              </w:rPr>
+            </w:pPr>
+            <w:r>
+              <w:rPr>
                 <w:i w:val="0"/>
                 <w:iCs w:val="0"/>
                 <w:smallCaps w:val="0"/>
@@ -3481,11 +4676,6 @@
                 <w:rtl w:val="0"/>
               </w:rPr>
               <w:t xml:space="preserve">4</w:t>
-            </w:r>
-            <w:r>
-              <w:rPr>
-                <w:rtl w:val="0"/>
-              </w:rPr>
             </w:r>
           </w:p>
         </w:tc>
@@ -3508,7 +4698,7 @@
               <w:rPr>
                 <w:rtl w:val="0"/>
               </w:rPr>
-              <w:t xml:space="preserve">Diseñar el formulario de respuesta dentro del detalle del mensaje</w:t>
+              <w:t xml:space="preserve">Implementar el servicio para consultar los mensajes y actualizar automáticamente el estado a "Leído" cuando corresponda.</w:t>
             </w:r>
           </w:p>
         </w:tc>
@@ -3569,7 +4759,7 @@
               <w:rPr>
                 <w:rtl w:val="0"/>
               </w:rPr>
-              <w:t xml:space="preserve">Implementar endpoint REST POST para enviar respuesta y actualizar estado a "Atendido"</w:t>
+              <w:t xml:space="preserve">Implementar el servicio para registrar la respuesta del coordinador y actualizar el estado del mensaje a "Atendido".</w:t>
             </w:r>
           </w:p>
         </w:tc>
@@ -3599,8 +4789,6 @@
               <w:ind w:left="0" w:right="0" w:firstLine="0"/>
               <w:jc w:val="center"/>
               <w:rPr>
-                <w:b w:val="0"/>
-                <w:bCs w:val="0"/>
                 <w:i w:val="0"/>
                 <w:iCs w:val="0"/>
                 <w:smallCaps w:val="0"/>
@@ -3646,7 +4834,7 @@
               <w:rPr>
                 <w:rtl w:val="0"/>
               </w:rPr>
-              <w:t xml:space="preserve">Integrar JavaMailSender en Spring Boot para envío de correo al remitente</w:t>
+              <w:t xml:space="preserve">Integrar el servicio de envío de correo electrónico y validar el resultado antes de actualizar el estado del mensaje.</w:t>
             </w:r>
           </w:p>
         </w:tc>
@@ -3676,8 +4864,6 @@
               <w:ind w:left="0" w:right="0" w:firstLine="0"/>
               <w:jc w:val="center"/>
               <w:rPr>
-                <w:b w:val="0"/>
-                <w:bCs w:val="0"/>
                 <w:i w:val="0"/>
                 <w:iCs w:val="0"/>
                 <w:smallCaps w:val="0"/>
@@ -3723,7 +4909,7 @@
               <w:rPr>
                 <w:rtl w:val="0"/>
               </w:rPr>
-              <w:t xml:space="preserve">Registrar respuesta, fechaRespuesta e idResponsable en la base de datos al atender</w:t>
+              <w:t xml:space="preserve">Registrar automáticamente la respuesta, la fecha de atención y el responsable en el historial del mensaje.</w:t>
             </w:r>
           </w:p>
         </w:tc>
@@ -3753,8 +4939,6 @@
               <w:ind w:left="0" w:right="0" w:firstLine="0"/>
               <w:jc w:val="center"/>
               <w:rPr>
-                <w:b w:val="0"/>
-                <w:bCs w:val="0"/>
                 <w:i w:val="0"/>
                 <w:iCs w:val="0"/>
                 <w:smallCaps w:val="0"/>
@@ -3800,7 +4984,7 @@
               <w:rPr>
                 <w:rtl w:val="0"/>
               </w:rPr>
-              <w:t xml:space="preserve">Implementar manejo de error cuando el envío de correo falla</w:t>
+              <w:t xml:space="preserve">Implementar la bandeja de mensajes con filtros por estado y acceso al detalle de cada solicitud.</w:t>
             </w:r>
           </w:p>
         </w:tc>
@@ -3830,8 +5014,6 @@
               <w:ind w:left="0" w:right="0" w:firstLine="0"/>
               <w:jc w:val="center"/>
               <w:rPr>
-                <w:b w:val="0"/>
-                <w:bCs w:val="0"/>
                 <w:i w:val="0"/>
                 <w:iCs w:val="0"/>
                 <w:smallCaps w:val="0"/>
@@ -3877,7 +5059,176 @@
               <w:rPr>
                 <w:rtl w:val="0"/>
               </w:rPr>
-              <w:t xml:space="preserve">Realizar pruebas de flujo completo: recepción, lectura, respuesta y atención del mensaje</w:t>
+              <w:t xml:space="preserve">Implementar el formulario de respuesta mostrando mensajes de validación, confirmación y errores de envío.</w:t>
+            </w:r>
+          </w:p>
+        </w:tc>
+      </w:tr>
+      <w:tr>
+        <w:trPr>
+          <w:cantSplit w:val="0"/>
+          <w:trHeight w:val="432" w:hRule="atLeast"/>
+          <w:tblHeader w:val="0"/>
+        </w:trPr>
+        <w:tc>
+          <w:tcPr>
+            <w:gridSpan w:val="3"/>
+            <w:tcBorders>
+              <w:left w:color="000000" w:space="0" w:sz="4" w:val="single"/>
+              <w:bottom w:color="000000" w:space="0" w:sz="4" w:val="single"/>
+              <w:right w:color="000000" w:space="0" w:sz="4" w:val="single"/>
+            </w:tcBorders>
+          </w:tcPr>
+          <w:p>
+            <w:pPr>
+              <w:keepNext w:val="0"/>
+              <w:keepLines w:val="0"/>
+              <w:widowControl w:val="1"/>
+              <w:shd w:fill="auto" w:val="clear"/>
+              <w:spacing w:after="160" w:before="0" w:line="259" w:lineRule="auto"/>
+              <w:ind w:left="0" w:right="0" w:firstLine="0"/>
+              <w:jc w:val="center"/>
+              <w:rPr>
+                <w:color w:val="1f3864"/>
+              </w:rPr>
+            </w:pPr>
+            <w:r>
+              <w:rPr>
+                <w:color w:val="1f3864"/>
+                <w:rtl w:val="0"/>
+              </w:rPr>
+              <w:t xml:space="preserve">10</w:t>
+            </w:r>
+          </w:p>
+        </w:tc>
+        <w:tc>
+          <w:tcPr>
+            <w:gridSpan w:val="6"/>
+            <w:tcBorders>
+              <w:left w:color="000000" w:space="0" w:sz="4" w:val="single"/>
+              <w:bottom w:color="000000" w:space="0" w:sz="4" w:val="single"/>
+              <w:right w:color="000000" w:space="0" w:sz="4" w:val="single"/>
+            </w:tcBorders>
+          </w:tcPr>
+          <w:p>
+            <w:pPr>
+              <w:spacing w:after="0" w:before="0" w:line="240" w:lineRule="auto"/>
+              <w:jc w:val="left"/>
+              <w:rPr/>
+            </w:pPr>
+            <w:r>
+              <w:rPr>
+                <w:rtl w:val="0"/>
+              </w:rPr>
+              <w:t xml:space="preserve">Verificar el flujo completo de consulta, lectura, respuesta y atención de mensajes.</w:t>
+            </w:r>
+          </w:p>
+        </w:tc>
+      </w:tr>
+      <w:tr>
+        <w:trPr>
+          <w:cantSplit w:val="0"/>
+          <w:trHeight w:val="432" w:hRule="atLeast"/>
+          <w:tblHeader w:val="0"/>
+        </w:trPr>
+        <w:tc>
+          <w:tcPr>
+            <w:gridSpan w:val="3"/>
+            <w:tcBorders>
+              <w:left w:color="000000" w:space="0" w:sz="4" w:val="single"/>
+              <w:bottom w:color="000000" w:space="0" w:sz="4" w:val="single"/>
+              <w:right w:color="000000" w:space="0" w:sz="4" w:val="single"/>
+            </w:tcBorders>
+          </w:tcPr>
+          <w:p>
+            <w:pPr>
+              <w:jc w:val="center"/>
+              <w:rPr>
+                <w:color w:val="1f3864"/>
+              </w:rPr>
+            </w:pPr>
+            <w:r>
+              <w:rPr>
+                <w:color w:val="1f3864"/>
+                <w:rtl w:val="0"/>
+              </w:rPr>
+              <w:t xml:space="preserve">11</w:t>
+            </w:r>
+          </w:p>
+        </w:tc>
+        <w:tc>
+          <w:tcPr>
+            <w:gridSpan w:val="6"/>
+            <w:tcBorders>
+              <w:left w:color="000000" w:space="0" w:sz="4" w:val="single"/>
+              <w:bottom w:color="000000" w:space="0" w:sz="4" w:val="single"/>
+              <w:right w:color="000000" w:space="0" w:sz="4" w:val="single"/>
+            </w:tcBorders>
+          </w:tcPr>
+          <w:p>
+            <w:pPr>
+              <w:spacing w:after="0" w:line="240" w:lineRule="auto"/>
+              <w:rPr/>
+            </w:pPr>
+            <w:r>
+              <w:rPr>
+                <w:rtl w:val="0"/>
+              </w:rPr>
+              <w:t xml:space="preserve">Validar los escenarios de respuesta vacía, mensajes ya atendidos, errores de envío y accesos inválidos.</w:t>
+            </w:r>
+          </w:p>
+        </w:tc>
+      </w:tr>
+      <w:tr>
+        <w:trPr>
+          <w:cantSplit w:val="0"/>
+          <w:trHeight w:val="432" w:hRule="atLeast"/>
+          <w:tblHeader w:val="0"/>
+        </w:trPr>
+        <w:tc>
+          <w:tcPr>
+            <w:gridSpan w:val="3"/>
+            <w:tcBorders>
+              <w:left w:color="000000" w:space="0" w:sz="4" w:val="single"/>
+              <w:bottom w:color="000000" w:space="0" w:sz="4" w:val="single"/>
+              <w:right w:color="000000" w:space="0" w:sz="4" w:val="single"/>
+            </w:tcBorders>
+          </w:tcPr>
+          <w:p>
+            <w:pPr>
+              <w:jc w:val="center"/>
+              <w:rPr>
+                <w:color w:val="1f3864"/>
+              </w:rPr>
+            </w:pPr>
+            <w:r>
+              <w:rPr>
+                <w:color w:val="1f3864"/>
+                <w:rtl w:val="0"/>
+              </w:rPr>
+              <w:t xml:space="preserve">12</w:t>
+            </w:r>
+          </w:p>
+        </w:tc>
+        <w:tc>
+          <w:tcPr>
+            <w:gridSpan w:val="6"/>
+            <w:tcBorders>
+              <w:left w:color="000000" w:space="0" w:sz="4" w:val="single"/>
+              <w:bottom w:color="000000" w:space="0" w:sz="4" w:val="single"/>
+              <w:right w:color="000000" w:space="0" w:sz="4" w:val="single"/>
+            </w:tcBorders>
+          </w:tcPr>
+          <w:p>
+            <w:pPr>
+              <w:spacing w:after="0" w:line="240" w:lineRule="auto"/>
+              <w:rPr/>
+            </w:pPr>
+            <w:r>
+              <w:rPr>
+                <w:rtl w:val="0"/>
+              </w:rPr>
+              <w:t xml:space="preserve">Ejecutar pruebas funcionales para confirmar la correcta persistencia de la información y la trazabilidad del proceso.</w:t>
             </w:r>
           </w:p>
         </w:tc>
@@ -3908,7 +5259,6 @@
               <w:ind w:left="0" w:right="0" w:firstLine="0"/>
               <w:jc w:val="center"/>
               <w:rPr>
-                <w:rFonts w:ascii="Calibri" w:cs="Calibri" w:eastAsia="Calibri" w:hAnsi="Calibri"/>
                 <w:b w:val="1"/>
                 <w:bCs w:val="1"/>
                 <w:i w:val="0"/>
@@ -3940,11 +5290,6 @@
                 <w:rtl w:val="0"/>
               </w:rPr>
               <w:t xml:space="preserve">CONTROL DE VERSIONES</w:t>
-            </w:r>
-            <w:r>
-              <w:rPr>
-                <w:rtl w:val="0"/>
-              </w:rPr>
             </w:r>
           </w:p>
         </w:tc>
@@ -3975,7 +5320,6 @@
               <w:ind w:left="0" w:right="0" w:firstLine="0"/>
               <w:jc w:val="center"/>
               <w:rPr>
-                <w:rFonts w:ascii="Calibri" w:cs="Calibri" w:eastAsia="Calibri" w:hAnsi="Calibri"/>
                 <w:b w:val="1"/>
                 <w:bCs w:val="1"/>
                 <w:i w:val="0"/>
@@ -4008,11 +5352,6 @@
               </w:rPr>
               <w:t xml:space="preserve">Versión</w:t>
             </w:r>
-            <w:r>
-              <w:rPr>
-                <w:rtl w:val="0"/>
-              </w:rPr>
-            </w:r>
           </w:p>
         </w:tc>
         <w:tc>
@@ -4035,7 +5374,6 @@
               <w:ind w:left="0" w:right="0" w:firstLine="0"/>
               <w:jc w:val="center"/>
               <w:rPr>
-                <w:rFonts w:ascii="Calibri" w:cs="Calibri" w:eastAsia="Calibri" w:hAnsi="Calibri"/>
                 <w:b w:val="1"/>
                 <w:bCs w:val="1"/>
                 <w:i w:val="0"/>
@@ -4068,11 +5406,6 @@
               </w:rPr>
               <w:t xml:space="preserve">Fecha</w:t>
             </w:r>
-            <w:r>
-              <w:rPr>
-                <w:rtl w:val="0"/>
-              </w:rPr>
-            </w:r>
           </w:p>
         </w:tc>
         <w:tc>
@@ -4095,7 +5428,6 @@
               <w:ind w:left="0" w:right="0" w:firstLine="0"/>
               <w:jc w:val="center"/>
               <w:rPr>
-                <w:rFonts w:ascii="Calibri" w:cs="Calibri" w:eastAsia="Calibri" w:hAnsi="Calibri"/>
                 <w:b w:val="1"/>
                 <w:bCs w:val="1"/>
                 <w:i w:val="0"/>
@@ -4128,11 +5460,6 @@
               </w:rPr>
               <w:t xml:space="preserve">Autor</w:t>
             </w:r>
-            <w:r>
-              <w:rPr>
-                <w:rtl w:val="0"/>
-              </w:rPr>
-            </w:r>
           </w:p>
         </w:tc>
         <w:tc>
@@ -4154,7 +5481,6 @@
               <w:ind w:left="0" w:right="0" w:firstLine="0"/>
               <w:jc w:val="center"/>
               <w:rPr>
-                <w:rFonts w:ascii="Calibri" w:cs="Calibri" w:eastAsia="Calibri" w:hAnsi="Calibri"/>
                 <w:b w:val="1"/>
                 <w:bCs w:val="1"/>
                 <w:i w:val="0"/>
@@ -4187,11 +5513,6 @@
               </w:rPr>
               <w:t xml:space="preserve">Revisión</w:t>
             </w:r>
-            <w:r>
-              <w:rPr>
-                <w:rtl w:val="0"/>
-              </w:rPr>
-            </w:r>
           </w:p>
         </w:tc>
         <w:tc>
@@ -4213,7 +5534,6 @@
               <w:ind w:left="0" w:right="0" w:firstLine="0"/>
               <w:jc w:val="center"/>
               <w:rPr>
-                <w:rFonts w:ascii="Calibri" w:cs="Calibri" w:eastAsia="Calibri" w:hAnsi="Calibri"/>
                 <w:b w:val="1"/>
                 <w:bCs w:val="1"/>
                 <w:i w:val="0"/>
@@ -4246,11 +5566,6 @@
               </w:rPr>
               <w:t xml:space="preserve">Descripción</w:t>
             </w:r>
-            <w:r>
-              <w:rPr>
-                <w:rtl w:val="0"/>
-              </w:rPr>
-            </w:r>
           </w:p>
         </w:tc>
         <w:tc>
@@ -4272,7 +5587,6 @@
               <w:ind w:left="0" w:right="0" w:firstLine="0"/>
               <w:jc w:val="center"/>
               <w:rPr>
-                <w:rFonts w:ascii="Calibri" w:cs="Calibri" w:eastAsia="Calibri" w:hAnsi="Calibri"/>
                 <w:b w:val="1"/>
                 <w:bCs w:val="1"/>
                 <w:i w:val="0"/>
@@ -4304,11 +5618,6 @@
                 <w:rtl w:val="0"/>
               </w:rPr>
               <w:t xml:space="preserve">Aprobador</w:t>
-            </w:r>
-            <w:r>
-              <w:rPr>
-                <w:rtl w:val="0"/>
-              </w:rPr>
             </w:r>
           </w:p>
         </w:tc>
@@ -4339,9 +5648,6 @@
               <w:ind w:left="0" w:right="0" w:firstLine="0"/>
               <w:jc w:val="center"/>
               <w:rPr>
-                <w:rFonts w:ascii="Calibri" w:cs="Calibri" w:eastAsia="Calibri" w:hAnsi="Calibri"/>
-                <w:b w:val="0"/>
-                <w:bCs w:val="0"/>
                 <w:i w:val="0"/>
                 <w:iCs w:val="0"/>
                 <w:smallCaps w:val="0"/>
@@ -4387,9 +5693,6 @@
               <w:ind w:left="0" w:right="0" w:firstLine="0"/>
               <w:jc w:val="center"/>
               <w:rPr>
-                <w:rFonts w:ascii="Calibri" w:cs="Calibri" w:eastAsia="Calibri" w:hAnsi="Calibri"/>
-                <w:b w:val="0"/>
-                <w:bCs w:val="0"/>
                 <w:i w:val="0"/>
                 <w:iCs w:val="0"/>
                 <w:smallCaps w:val="0"/>
@@ -4435,9 +5738,6 @@
               <w:ind w:left="0" w:right="0" w:firstLine="0"/>
               <w:jc w:val="center"/>
               <w:rPr>
-                <w:rFonts w:ascii="Calibri" w:cs="Calibri" w:eastAsia="Calibri" w:hAnsi="Calibri"/>
-                <w:b w:val="0"/>
-                <w:bCs w:val="0"/>
                 <w:i w:val="0"/>
                 <w:iCs w:val="0"/>
                 <w:smallCaps w:val="0"/>
@@ -4482,9 +5782,6 @@
               <w:ind w:left="0" w:right="0" w:firstLine="0"/>
               <w:jc w:val="center"/>
               <w:rPr>
-                <w:rFonts w:ascii="Calibri" w:cs="Calibri" w:eastAsia="Calibri" w:hAnsi="Calibri"/>
-                <w:b w:val="0"/>
-                <w:bCs w:val="0"/>
                 <w:i w:val="0"/>
                 <w:iCs w:val="0"/>
                 <w:smallCaps w:val="0"/>
@@ -4551,9 +5848,6 @@
               <w:ind w:left="0" w:right="0" w:firstLine="0"/>
               <w:jc w:val="center"/>
               <w:rPr>
-                <w:rFonts w:ascii="Calibri" w:cs="Calibri" w:eastAsia="Calibri" w:hAnsi="Calibri"/>
-                <w:b w:val="0"/>
-                <w:bCs w:val="0"/>
                 <w:i w:val="0"/>
                 <w:iCs w:val="0"/>
                 <w:smallCaps w:val="0"/>
@@ -4565,6 +5859,154 @@
                 <w:shd w:fill="auto" w:val="clear"/>
                 <w:vertAlign w:val="baseline"/>
               </w:rPr>
+            </w:pPr>
+            <w:r>
+              <w:rPr>
+                <w:rtl w:val="0"/>
+              </w:rPr>
+            </w:r>
+          </w:p>
+        </w:tc>
+      </w:tr>
+      <w:tr>
+        <w:trPr>
+          <w:cantSplit w:val="0"/>
+          <w:trHeight w:val="220" w:hRule="atLeast"/>
+          <w:tblHeader w:val="0"/>
+        </w:trPr>
+        <w:tc>
+          <w:tcPr>
+            <w:gridSpan w:val="2"/>
+            <w:tcBorders>
+              <w:top w:color="000000" w:space="0" w:sz="4" w:val="single"/>
+              <w:left w:color="000000" w:space="0" w:sz="4" w:val="single"/>
+              <w:bottom w:color="000000" w:space="0" w:sz="4" w:val="single"/>
+              <w:right w:color="000000" w:space="0" w:sz="4" w:val="single"/>
+            </w:tcBorders>
+          </w:tcPr>
+          <w:p>
+            <w:pPr>
+              <w:jc w:val="center"/>
+              <w:rPr/>
+            </w:pPr>
+            <w:r>
+              <w:rPr>
+                <w:rtl w:val="0"/>
+              </w:rPr>
+              <w:t xml:space="preserve">2.0</w:t>
+            </w:r>
+          </w:p>
+        </w:tc>
+        <w:tc>
+          <w:tcPr>
+            <w:gridSpan w:val="2"/>
+            <w:tcBorders>
+              <w:top w:color="000000" w:space="0" w:sz="4" w:val="single"/>
+              <w:left w:color="000000" w:space="0" w:sz="4" w:val="single"/>
+              <w:bottom w:color="000000" w:space="0" w:sz="4" w:val="single"/>
+              <w:right w:color="000000" w:space="0" w:sz="4" w:val="single"/>
+            </w:tcBorders>
+          </w:tcPr>
+          <w:p>
+            <w:pPr>
+              <w:jc w:val="center"/>
+              <w:rPr/>
+            </w:pPr>
+            <w:r>
+              <w:rPr>
+                <w:rtl w:val="0"/>
+              </w:rPr>
+              <w:t xml:space="preserve">04/07/2026</w:t>
+            </w:r>
+          </w:p>
+        </w:tc>
+        <w:tc>
+          <w:tcPr>
+            <w:gridSpan w:val="2"/>
+            <w:tcBorders>
+              <w:top w:color="000000" w:space="0" w:sz="4" w:val="single"/>
+              <w:left w:color="000000" w:space="0" w:sz="4" w:val="single"/>
+              <w:bottom w:color="000000" w:space="0" w:sz="4" w:val="single"/>
+              <w:right w:color="000000" w:space="0" w:sz="4" w:val="single"/>
+            </w:tcBorders>
+          </w:tcPr>
+          <w:p>
+            <w:pPr>
+              <w:jc w:val="center"/>
+              <w:rPr/>
+            </w:pPr>
+            <w:r>
+              <w:rPr>
+                <w:rtl w:val="0"/>
+              </w:rPr>
+              <w:t xml:space="preserve">Efrain Manotas</w:t>
+            </w:r>
+          </w:p>
+        </w:tc>
+        <w:tc>
+          <w:tcPr>
+            <w:tcBorders>
+              <w:top w:color="000000" w:space="0" w:sz="4" w:val="single"/>
+              <w:left w:color="000000" w:space="0" w:sz="4" w:val="single"/>
+              <w:bottom w:color="000000" w:space="0" w:sz="4" w:val="single"/>
+              <w:right w:color="000000" w:space="0" w:sz="4" w:val="single"/>
+            </w:tcBorders>
+          </w:tcPr>
+          <w:p>
+            <w:pPr>
+              <w:jc w:val="center"/>
+              <w:rPr/>
+            </w:pPr>
+            <w:r>
+              <w:rPr>
+                <w:rtl w:val="0"/>
+              </w:rPr>
+            </w:r>
+          </w:p>
+        </w:tc>
+        <w:tc>
+          <w:tcPr>
+            <w:tcBorders>
+              <w:top w:color="000000" w:space="0" w:sz="4" w:val="single"/>
+              <w:left w:color="000000" w:space="0" w:sz="4" w:val="single"/>
+              <w:bottom w:color="000000" w:space="0" w:sz="4" w:val="single"/>
+              <w:right w:color="000000" w:space="0" w:sz="4" w:val="single"/>
+            </w:tcBorders>
+          </w:tcPr>
+          <w:p>
+            <w:pPr>
+              <w:jc w:val="center"/>
+              <w:rPr>
+                <w:b w:val="1"/>
+                <w:bCs w:val="1"/>
+              </w:rPr>
+            </w:pPr>
+            <w:r>
+              <w:rPr>
+                <w:rtl w:val="0"/>
+              </w:rPr>
+              <w:t xml:space="preserve">Revisión e implementación de mejoras HU-14</w:t>
+            </w:r>
+            <w:r>
+              <w:rPr>
+                <w:rtl w:val="0"/>
+              </w:rPr>
+            </w:r>
+          </w:p>
+        </w:tc>
+        <w:tc>
+          <w:tcPr>
+            <w:tcBorders>
+              <w:top w:color="000000" w:space="0" w:sz="4" w:val="single"/>
+              <w:left w:color="000000" w:space="0" w:sz="4" w:val="single"/>
+              <w:bottom w:color="000000" w:space="0" w:sz="4" w:val="single"/>
+              <w:right w:color="000000" w:space="0" w:sz="4" w:val="single"/>
+            </w:tcBorders>
+          </w:tcPr>
+          <w:p>
+            <w:pPr>
+              <w:jc w:val="center"/>
+              <w:rPr/>
             </w:pPr>
             <w:r>
               <w:rPr>
@@ -4586,9 +6028,6 @@
         <w:ind w:left="0" w:right="0" w:firstLine="0"/>
         <w:jc w:val="left"/>
         <w:rPr>
-          <w:rFonts w:ascii="Calibri" w:cs="Calibri" w:eastAsia="Calibri" w:hAnsi="Calibri"/>
-          <w:b w:val="0"/>
-          <w:bCs w:val="0"/>
           <w:i w:val="0"/>
           <w:iCs w:val="0"/>
           <w:smallCaps w:val="0"/>
